--- a/docs/Artículo_GrupoC.docx
+++ b/docs/Artículo_GrupoC.docx
@@ -143,7 +143,6 @@
           <w:bCs/>
           <w:sz w:val="32"/>
           <w:szCs w:val="32"/>
-          <w:lang w:val="es-EC"/>
         </w:rPr>
       </w:pPr>
     </w:p>
@@ -174,43 +173,13 @@
         <w:jc w:val="center"/>
         <w:rPr>
           <w:rFonts w:ascii="Times New Roman" w:hAnsi="Times New Roman" w:cs="Times New Roman"/>
-          <w:lang w:val="es-EC"/>
-        </w:rPr>
-      </w:pPr>
-      <w:r>
-        <w:rPr>
-          <w:rFonts w:ascii="Times New Roman" w:hAnsi="Times New Roman" w:cs="Times New Roman"/>
-          <w:lang w:val="es-EC"/>
-        </w:rPr>
-        <w:t>Jessie Alay, Amy Baque, Adrian Gavilanes, Daniel Gualan, Jhon Intriago, Roger Martines, Ricardo Mazzini, Katherine Méndez, Jean Paul Mogoll</w:t>
-      </w:r>
-      <w:r>
-        <w:rPr>
-          <w:rFonts w:ascii="Times New Roman" w:hAnsi="Times New Roman" w:cs="Times New Roman"/>
-          <w:lang w:val="es-EC"/>
-        </w:rPr>
-        <w:t>ó</w:t>
-      </w:r>
-      <w:r>
-        <w:rPr>
-          <w:rFonts w:ascii="Times New Roman" w:hAnsi="Times New Roman" w:cs="Times New Roman"/>
-          <w:lang w:val="es-EC"/>
-        </w:rPr>
-        <w:t>n</w:t>
-      </w:r>
-      <w:r>
-        <w:rPr>
-          <w:rFonts w:ascii="Times New Roman" w:hAnsi="Times New Roman" w:cs="Times New Roman"/>
-          <w:lang w:val="es-EC"/>
-        </w:rPr>
-        <w:t xml:space="preserve"> y</w:t>
-      </w:r>
-      <w:r>
-        <w:rPr>
-          <w:rFonts w:ascii="Times New Roman" w:hAnsi="Times New Roman" w:cs="Times New Roman"/>
-          <w:lang w:val="es-EC"/>
-        </w:rPr>
-        <w:t xml:space="preserve"> Mariela Nuñez</w:t>
+        </w:rPr>
+      </w:pPr>
+      <w:r>
+        <w:rPr>
+          <w:rFonts w:ascii="Times New Roman" w:hAnsi="Times New Roman" w:cs="Times New Roman"/>
+        </w:rPr>
+        <w:t>Jessie Alay, Amy Baque, Adrian Gavilanes, Daniel Gualan, Jhon Intriago, Roger Martines, Ricardo Mazzini, Katherine Méndez, Jean Paul Mogollón y Mariela Nuñez</w:t>
       </w:r>
     </w:p>
     <w:p>
@@ -220,7 +189,6 @@
           <w:b/>
           <w:bCs/>
           <w:color w:val="2E74B5" w:themeColor="accent5" w:themeShade="BF"/>
-          <w:lang w:val="es-ES"/>
         </w:rPr>
         <w:sectPr>
           <w:headerReference w:type="even" r:id="rId8"/>
@@ -331,7 +299,61 @@
           <w:sz w:val="24"/>
           <w:lang w:val="es-EC"/>
         </w:rPr>
-        <w:t>La investigación plantea el desarrollo de una aplicación web estructurada bajo una arquitectura Modelo Vista Controlador (MVC), utilizando Angular para el frontend, PHP para el backend y MySQL como gestor de base de datos. El sistema contempla módulos de autenticación, gestión de proyectos, control de cupos, inscripción estudiantil, auditoría de horas y dashboards de seguimiento académico.</w:t>
+        <w:t xml:space="preserve">La investigación plantea el desarrollo de una aplicación web estructurada bajo una arquitectura Modelo Vista Controlador (MVC), utilizando Angular para el </w:t>
+      </w:r>
+      <w:proofErr w:type="spellStart"/>
+      <w:r>
+        <w:rPr>
+          <w:rFonts w:ascii="Times New Roman" w:hAnsi="Times New Roman" w:cs="Times New Roman"/>
+          <w:sz w:val="24"/>
+          <w:lang w:val="es-EC"/>
+        </w:rPr>
+        <w:t>frontend</w:t>
+      </w:r>
+      <w:proofErr w:type="spellEnd"/>
+      <w:r>
+        <w:rPr>
+          <w:rFonts w:ascii="Times New Roman" w:hAnsi="Times New Roman" w:cs="Times New Roman"/>
+          <w:sz w:val="24"/>
+          <w:lang w:val="es-EC"/>
+        </w:rPr>
+        <w:t xml:space="preserve">, PHP para el </w:t>
+      </w:r>
+      <w:proofErr w:type="spellStart"/>
+      <w:r>
+        <w:rPr>
+          <w:rFonts w:ascii="Times New Roman" w:hAnsi="Times New Roman" w:cs="Times New Roman"/>
+          <w:sz w:val="24"/>
+          <w:lang w:val="es-EC"/>
+        </w:rPr>
+        <w:t>backend</w:t>
+      </w:r>
+      <w:proofErr w:type="spellEnd"/>
+      <w:r>
+        <w:rPr>
+          <w:rFonts w:ascii="Times New Roman" w:hAnsi="Times New Roman" w:cs="Times New Roman"/>
+          <w:sz w:val="24"/>
+          <w:lang w:val="es-EC"/>
+        </w:rPr>
+        <w:t xml:space="preserve"> y MySQL como gestor de base de datos. El sistema contempla módulos de autenticación, gestión de proyectos, control de cupos, inscripción estudiantil, auditoría de horas y </w:t>
+      </w:r>
+      <w:proofErr w:type="spellStart"/>
+      <w:r>
+        <w:rPr>
+          <w:rFonts w:ascii="Times New Roman" w:hAnsi="Times New Roman" w:cs="Times New Roman"/>
+          <w:sz w:val="24"/>
+          <w:lang w:val="es-EC"/>
+        </w:rPr>
+        <w:t>dashboards</w:t>
+      </w:r>
+      <w:proofErr w:type="spellEnd"/>
+      <w:r>
+        <w:rPr>
+          <w:rFonts w:ascii="Times New Roman" w:hAnsi="Times New Roman" w:cs="Times New Roman"/>
+          <w:sz w:val="24"/>
+          <w:lang w:val="es-EC"/>
+        </w:rPr>
+        <w:t xml:space="preserve"> de seguimiento académico.</w:t>
       </w:r>
     </w:p>
     <w:p>
@@ -521,14 +543,12 @@
         <w:rPr>
           <w:rFonts w:ascii="Times New Roman" w:hAnsi="Times New Roman" w:cs="Times New Roman"/>
           <w:szCs w:val="24"/>
-          <w:lang w:val="es-ES"/>
-        </w:rPr>
-      </w:pPr>
-      <w:r>
-        <w:rPr>
-          <w:rFonts w:ascii="Times New Roman" w:hAnsi="Times New Roman" w:cs="Times New Roman"/>
-          <w:szCs w:val="24"/>
-          <w:lang w:val="es-ES"/>
+        </w:rPr>
+      </w:pPr>
+      <w:r>
+        <w:rPr>
+          <w:rFonts w:ascii="Times New Roman" w:hAnsi="Times New Roman" w:cs="Times New Roman"/>
+          <w:szCs w:val="24"/>
         </w:rPr>
         <w:t>ABSTRACT</w:t>
       </w:r>
@@ -540,26 +560,15 @@
           <w:rFonts w:ascii="Times New Roman" w:hAnsi="Times New Roman" w:cs="Times New Roman"/>
           <w:b w:val="0"/>
           <w:szCs w:val="24"/>
-          <w:lang w:val="es-EC"/>
-        </w:rPr>
-      </w:pPr>
-      <w:r>
-        <w:rPr>
-          <w:rFonts w:ascii="Times New Roman" w:hAnsi="Times New Roman" w:cs="Times New Roman"/>
-          <w:b w:val="0"/>
-          <w:szCs w:val="24"/>
-          <w:lang w:val="es-EC"/>
-        </w:rPr>
-        <w:t>T</w:t>
-      </w:r>
-      <w:r>
-        <w:rPr>
-          <w:rFonts w:ascii="Times New Roman" w:hAnsi="Times New Roman" w:cs="Times New Roman"/>
-          <w:b w:val="0"/>
-          <w:szCs w:val="24"/>
-          <w:lang w:val="es-EC"/>
-        </w:rPr>
-        <w:t>his paper proposes the design and development of a Community Outreach Project Management Platform aimed at optimizing administrative and operational processes related to university community engagement. Currently, many institutions manage community service hours and project assignments through manual processes or dispersed tools, making information tracking, control, and validation difficult.</w:t>
+        </w:rPr>
+      </w:pPr>
+      <w:r>
+        <w:rPr>
+          <w:rFonts w:ascii="Times New Roman" w:hAnsi="Times New Roman" w:cs="Times New Roman"/>
+          <w:b w:val="0"/>
+          <w:szCs w:val="24"/>
+        </w:rPr>
+        <w:t>This paper proposes the design and development of a Community Outreach Project Management Platform aimed at optimizing administrative and operational processes related to university community engagement. Currently, many institutions manage community service hours and project assignments through manual processes or dispersed tools, making information tracking, control, and validation difficult.</w:t>
       </w:r>
     </w:p>
     <w:p>
@@ -569,15 +578,13 @@
           <w:rFonts w:ascii="Times New Roman" w:hAnsi="Times New Roman" w:cs="Times New Roman"/>
           <w:b w:val="0"/>
           <w:szCs w:val="24"/>
-          <w:lang w:val="es-EC"/>
-        </w:rPr>
-      </w:pPr>
-      <w:r>
-        <w:rPr>
-          <w:rFonts w:ascii="Times New Roman" w:hAnsi="Times New Roman" w:cs="Times New Roman"/>
-          <w:b w:val="0"/>
-          <w:szCs w:val="24"/>
-          <w:lang w:val="es-EC"/>
+        </w:rPr>
+      </w:pPr>
+      <w:r>
+        <w:rPr>
+          <w:rFonts w:ascii="Times New Roman" w:hAnsi="Times New Roman" w:cs="Times New Roman"/>
+          <w:b w:val="0"/>
+          <w:szCs w:val="24"/>
         </w:rPr>
         <w:t>The research proposes the development of a web application structured under the Model View Controller (MVC) architecture, using Angular for the frontend, PHP for the backend, and MySQL as the database management system. The system includes authentication modules, project management, quota control, student enrollment, hour auditing, and academic monitoring dashboards.</w:t>
       </w:r>
@@ -589,15 +596,13 @@
           <w:rFonts w:ascii="Times New Roman" w:hAnsi="Times New Roman" w:cs="Times New Roman"/>
           <w:b w:val="0"/>
           <w:szCs w:val="24"/>
-          <w:lang w:val="es-EC"/>
-        </w:rPr>
-      </w:pPr>
-      <w:r>
-        <w:rPr>
-          <w:rFonts w:ascii="Times New Roman" w:hAnsi="Times New Roman" w:cs="Times New Roman"/>
-          <w:b w:val="0"/>
-          <w:szCs w:val="24"/>
-          <w:lang w:val="es-EC"/>
+        </w:rPr>
+      </w:pPr>
+      <w:r>
+        <w:rPr>
+          <w:rFonts w:ascii="Times New Roman" w:hAnsi="Times New Roman" w:cs="Times New Roman"/>
+          <w:b w:val="0"/>
+          <w:szCs w:val="24"/>
         </w:rPr>
         <w:t>It is concluded that implementing this type of web solution will improve traceability, organization, and control of university outreach processes.</w:t>
       </w:r>
@@ -609,7 +614,6 @@
           <w:rFonts w:ascii="Times New Roman" w:hAnsi="Times New Roman" w:cs="Times New Roman"/>
           <w:bCs/>
           <w:szCs w:val="24"/>
-          <w:lang w:val="es-EC"/>
         </w:rPr>
       </w:pPr>
       <w:r>
@@ -633,99 +637,26 @@
           <w:rFonts w:ascii="Times New Roman" w:hAnsi="Times New Roman" w:cs="Times New Roman"/>
           <w:bCs/>
           <w:szCs w:val="24"/>
-          <w:lang w:val="es-EC"/>
-        </w:rPr>
-        <w:t>University outreac</w:t>
-      </w:r>
-      <w:r>
-        <w:rPr>
-          <w:rFonts w:ascii="Times New Roman" w:hAnsi="Times New Roman" w:cs="Times New Roman"/>
-          <w:bCs/>
-          <w:szCs w:val="24"/>
-          <w:lang w:val="es-EC"/>
-        </w:rPr>
-        <w:t xml:space="preserve">, </w:t>
-      </w:r>
-      <w:r>
-        <w:rPr>
-          <w:rFonts w:ascii="Times New Roman" w:hAnsi="Times New Roman" w:cs="Times New Roman"/>
-          <w:bCs/>
-          <w:szCs w:val="24"/>
-          <w:lang w:val="es-EC"/>
-        </w:rPr>
-        <w:t>MVC</w:t>
-      </w:r>
-      <w:r>
-        <w:rPr>
-          <w:rFonts w:ascii="Times New Roman" w:hAnsi="Times New Roman" w:cs="Times New Roman"/>
-          <w:bCs/>
-          <w:szCs w:val="24"/>
-          <w:lang w:val="es-EC"/>
-        </w:rPr>
-        <w:t xml:space="preserve">, </w:t>
-      </w:r>
-      <w:r>
-        <w:rPr>
-          <w:rFonts w:ascii="Times New Roman" w:hAnsi="Times New Roman" w:cs="Times New Roman"/>
-          <w:bCs/>
-          <w:szCs w:val="24"/>
-          <w:lang w:val="es-EC"/>
-        </w:rPr>
-        <w:t>Angular</w:t>
-      </w:r>
-      <w:r>
-        <w:rPr>
-          <w:rFonts w:ascii="Times New Roman" w:hAnsi="Times New Roman" w:cs="Times New Roman"/>
-          <w:bCs/>
-          <w:szCs w:val="24"/>
-          <w:lang w:val="es-EC"/>
-        </w:rPr>
-        <w:t xml:space="preserve">, </w:t>
-      </w:r>
-      <w:r>
-        <w:rPr>
-          <w:rFonts w:ascii="Times New Roman" w:hAnsi="Times New Roman" w:cs="Times New Roman"/>
-          <w:bCs/>
-          <w:szCs w:val="24"/>
-          <w:lang w:val="es-EC"/>
-        </w:rPr>
-        <w:t>PHP</w:t>
-      </w:r>
-      <w:r>
-        <w:rPr>
-          <w:rFonts w:ascii="Times New Roman" w:hAnsi="Times New Roman" w:cs="Times New Roman"/>
-          <w:bCs/>
-          <w:szCs w:val="24"/>
-          <w:lang w:val="es-EC"/>
-        </w:rPr>
-        <w:t xml:space="preserve">, </w:t>
-      </w:r>
-      <w:r>
-        <w:rPr>
-          <w:rFonts w:ascii="Times New Roman" w:hAnsi="Times New Roman" w:cs="Times New Roman"/>
-          <w:bCs/>
-          <w:szCs w:val="24"/>
-          <w:lang w:val="es-EC"/>
-        </w:rPr>
-        <w:t>Academic management</w:t>
-      </w:r>
-      <w:r>
-        <w:rPr>
-          <w:rFonts w:ascii="Times New Roman" w:hAnsi="Times New Roman" w:cs="Times New Roman"/>
-          <w:bCs/>
-          <w:szCs w:val="24"/>
-          <w:lang w:val="es-EC"/>
-        </w:rPr>
-        <w:t xml:space="preserve">, </w:t>
-      </w:r>
-      <w:r>
-        <w:rPr>
-          <w:rFonts w:ascii="Times New Roman" w:hAnsi="Times New Roman" w:cs="Times New Roman"/>
-          <w:bCs/>
-          <w:szCs w:val="24"/>
-          <w:lang w:val="es-EC"/>
-        </w:rPr>
-        <w:t>Web application</w:t>
+        </w:rPr>
+        <w:t xml:space="preserve">University </w:t>
+      </w:r>
+      <w:proofErr w:type="spellStart"/>
+      <w:r>
+        <w:rPr>
+          <w:rFonts w:ascii="Times New Roman" w:hAnsi="Times New Roman" w:cs="Times New Roman"/>
+          <w:bCs/>
+          <w:szCs w:val="24"/>
+        </w:rPr>
+        <w:t>outreac</w:t>
+      </w:r>
+      <w:proofErr w:type="spellEnd"/>
+      <w:r>
+        <w:rPr>
+          <w:rFonts w:ascii="Times New Roman" w:hAnsi="Times New Roman" w:cs="Times New Roman"/>
+          <w:bCs/>
+          <w:szCs w:val="24"/>
+        </w:rPr>
+        <w:t>, MVC, Angular, PHP, Academic management, Web application</w:t>
       </w:r>
     </w:p>
     <w:p>
@@ -734,7 +665,6 @@
         <w:rPr>
           <w:rFonts w:ascii="Times New Roman" w:hAnsi="Times New Roman" w:cs="Times New Roman"/>
           <w:szCs w:val="24"/>
-          <w:lang w:val="es-ES"/>
         </w:rPr>
       </w:pPr>
     </w:p>
@@ -744,14 +674,12 @@
         <w:rPr>
           <w:rFonts w:ascii="Times New Roman" w:hAnsi="Times New Roman" w:cs="Times New Roman"/>
           <w:szCs w:val="24"/>
-          <w:lang w:val="es-ES"/>
-        </w:rPr>
-      </w:pPr>
-      <w:r>
-        <w:rPr>
-          <w:rFonts w:ascii="Times New Roman" w:hAnsi="Times New Roman" w:cs="Times New Roman"/>
-          <w:szCs w:val="24"/>
-          <w:lang w:val="es-ES"/>
+        </w:rPr>
+      </w:pPr>
+      <w:r>
+        <w:rPr>
+          <w:rFonts w:ascii="Times New Roman" w:hAnsi="Times New Roman" w:cs="Times New Roman"/>
+          <w:szCs w:val="24"/>
         </w:rPr>
         <w:br w:type="page"/>
       </w:r>
@@ -762,7 +690,6 @@
         <w:rPr>
           <w:rFonts w:ascii="Times New Roman" w:hAnsi="Times New Roman" w:cs="Times New Roman"/>
           <w:szCs w:val="24"/>
-          <w:lang w:val="es-ES"/>
         </w:rPr>
         <w:sectPr>
           <w:footerReference w:type="default" r:id="rId11"/>
@@ -896,6 +823,42 @@
         <w:pStyle w:val="ChapterTitle"/>
         <w:rPr>
           <w:rFonts w:ascii="Times New Roman" w:hAnsi="Times New Roman" w:cs="Times New Roman"/>
+          <w:szCs w:val="24"/>
+          <w:lang w:val="es-EC"/>
+        </w:rPr>
+      </w:pPr>
+      <w:r>
+        <w:rPr>
+          <w:rFonts w:ascii="Times New Roman" w:hAnsi="Times New Roman" w:cs="Times New Roman"/>
+          <w:szCs w:val="24"/>
+          <w:lang w:val="es-EC"/>
+        </w:rPr>
+        <w:t>OBJETIVOS</w:t>
+      </w:r>
+    </w:p>
+    <w:p>
+      <w:pPr>
+        <w:pStyle w:val="ChapterTitle"/>
+        <w:rPr>
+          <w:rFonts w:ascii="Times New Roman" w:hAnsi="Times New Roman" w:cs="Times New Roman"/>
+          <w:szCs w:val="24"/>
+          <w:lang w:val="es-EC"/>
+        </w:rPr>
+      </w:pPr>
+      <w:r>
+        <w:rPr>
+          <w:rFonts w:ascii="Times New Roman" w:hAnsi="Times New Roman" w:cs="Times New Roman"/>
+          <w:szCs w:val="24"/>
+          <w:lang w:val="es-EC"/>
+        </w:rPr>
+        <w:t>Objetivo General</w:t>
+      </w:r>
+    </w:p>
+    <w:p>
+      <w:pPr>
+        <w:pStyle w:val="ChapterTitle"/>
+        <w:rPr>
+          <w:rFonts w:ascii="Times New Roman" w:hAnsi="Times New Roman" w:cs="Times New Roman"/>
           <w:b w:val="0"/>
           <w:bCs/>
           <w:szCs w:val="24"/>
@@ -918,16 +881,174 @@
         <w:pStyle w:val="ChapterTitle"/>
         <w:rPr>
           <w:rFonts w:ascii="Times New Roman" w:hAnsi="Times New Roman" w:cs="Times New Roman"/>
-          <w:b w:val="0"/>
-          <w:bCs/>
-          <w:szCs w:val="24"/>
-          <w:lang w:val="es-EC"/>
-        </w:rPr>
-      </w:pPr>
+          <w:szCs w:val="24"/>
+          <w:lang w:val="es-EC"/>
+        </w:rPr>
+      </w:pPr>
+      <w:r>
+        <w:rPr>
+          <w:rFonts w:ascii="Times New Roman" w:hAnsi="Times New Roman" w:cs="Times New Roman"/>
+          <w:szCs w:val="24"/>
+          <w:lang w:val="es-EC"/>
+        </w:rPr>
+        <w:t>Objetivos Específicos</w:t>
+      </w:r>
     </w:p>
     <w:p>
       <w:pPr>
         <w:pStyle w:val="ChapterTitle"/>
+        <w:numPr>
+          <w:ilvl w:val="0"/>
+          <w:numId w:val="19"/>
+        </w:numPr>
+        <w:rPr>
+          <w:rFonts w:ascii="Times New Roman" w:hAnsi="Times New Roman" w:cs="Times New Roman"/>
+          <w:b w:val="0"/>
+          <w:bCs/>
+          <w:szCs w:val="24"/>
+          <w:lang w:val="es-EC"/>
+        </w:rPr>
+      </w:pPr>
+      <w:r>
+        <w:rPr>
+          <w:rFonts w:ascii="Times New Roman" w:hAnsi="Times New Roman" w:cs="Times New Roman"/>
+          <w:b w:val="0"/>
+          <w:bCs/>
+          <w:szCs w:val="24"/>
+          <w:lang w:val="es-EC"/>
+        </w:rPr>
+        <w:t>Implementar autenticación segura con control de roles y tokens JWT.</w:t>
+      </w:r>
+    </w:p>
+    <w:p>
+      <w:pPr>
+        <w:pStyle w:val="ChapterTitle"/>
+        <w:numPr>
+          <w:ilvl w:val="0"/>
+          <w:numId w:val="19"/>
+        </w:numPr>
+        <w:rPr>
+          <w:rFonts w:ascii="Times New Roman" w:hAnsi="Times New Roman" w:cs="Times New Roman"/>
+          <w:b w:val="0"/>
+          <w:bCs/>
+          <w:szCs w:val="24"/>
+          <w:lang w:val="es-EC"/>
+        </w:rPr>
+      </w:pPr>
+      <w:r>
+        <w:rPr>
+          <w:rFonts w:ascii="Times New Roman" w:hAnsi="Times New Roman" w:cs="Times New Roman"/>
+          <w:b w:val="0"/>
+          <w:bCs/>
+          <w:szCs w:val="24"/>
+          <w:lang w:val="es-EC"/>
+        </w:rPr>
+        <w:t>Desarrollar un módulo de CRUD (Crear, Leer, Actualizar, Borrar) de proyectos con validaciones completas.</w:t>
+      </w:r>
+    </w:p>
+    <w:p>
+      <w:pPr>
+        <w:pStyle w:val="ChapterTitle"/>
+        <w:numPr>
+          <w:ilvl w:val="0"/>
+          <w:numId w:val="19"/>
+        </w:numPr>
+        <w:rPr>
+          <w:rFonts w:ascii="Times New Roman" w:hAnsi="Times New Roman" w:cs="Times New Roman"/>
+          <w:b w:val="0"/>
+          <w:bCs/>
+          <w:szCs w:val="24"/>
+          <w:lang w:val="es-EC"/>
+        </w:rPr>
+      </w:pPr>
+      <w:r>
+        <w:rPr>
+          <w:rFonts w:ascii="Times New Roman" w:hAnsi="Times New Roman" w:cs="Times New Roman"/>
+          <w:b w:val="0"/>
+          <w:bCs/>
+          <w:szCs w:val="24"/>
+          <w:lang w:val="es-EC"/>
+        </w:rPr>
+        <w:t>Implementar un motor de inscripción con control de cupos en tiempo real.</w:t>
+      </w:r>
+    </w:p>
+    <w:p>
+      <w:pPr>
+        <w:pStyle w:val="ChapterTitle"/>
+        <w:numPr>
+          <w:ilvl w:val="0"/>
+          <w:numId w:val="19"/>
+        </w:numPr>
+        <w:rPr>
+          <w:rFonts w:ascii="Times New Roman" w:hAnsi="Times New Roman" w:cs="Times New Roman"/>
+          <w:b w:val="0"/>
+          <w:bCs/>
+          <w:szCs w:val="24"/>
+          <w:lang w:val="es-EC"/>
+        </w:rPr>
+      </w:pPr>
+      <w:r>
+        <w:rPr>
+          <w:rFonts w:ascii="Times New Roman" w:hAnsi="Times New Roman" w:cs="Times New Roman"/>
+          <w:b w:val="0"/>
+          <w:bCs/>
+          <w:szCs w:val="24"/>
+          <w:lang w:val="es-EC"/>
+        </w:rPr>
+        <w:t>Desarrollar un sistema de registro y aprobación de horas de vinculación académica.</w:t>
+      </w:r>
+    </w:p>
+    <w:p>
+      <w:pPr>
+        <w:pStyle w:val="ChapterTitle"/>
+        <w:numPr>
+          <w:ilvl w:val="0"/>
+          <w:numId w:val="19"/>
+        </w:numPr>
+        <w:rPr>
+          <w:rFonts w:ascii="Times New Roman" w:hAnsi="Times New Roman" w:cs="Times New Roman"/>
+          <w:b w:val="0"/>
+          <w:bCs/>
+          <w:szCs w:val="24"/>
+          <w:lang w:val="es-EC"/>
+        </w:rPr>
+      </w:pPr>
+      <w:r>
+        <w:rPr>
+          <w:rFonts w:ascii="Times New Roman" w:hAnsi="Times New Roman" w:cs="Times New Roman"/>
+          <w:b w:val="0"/>
+          <w:bCs/>
+          <w:szCs w:val="24"/>
+          <w:lang w:val="es-EC"/>
+        </w:rPr>
+        <w:t xml:space="preserve">Implementar </w:t>
+      </w:r>
+      <w:proofErr w:type="spellStart"/>
+      <w:r>
+        <w:rPr>
+          <w:rFonts w:ascii="Times New Roman" w:hAnsi="Times New Roman" w:cs="Times New Roman"/>
+          <w:b w:val="0"/>
+          <w:bCs/>
+          <w:szCs w:val="24"/>
+          <w:lang w:val="es-EC"/>
+        </w:rPr>
+        <w:t>dashboards</w:t>
+      </w:r>
+      <w:proofErr w:type="spellEnd"/>
+      <w:r>
+        <w:rPr>
+          <w:rFonts w:ascii="Times New Roman" w:hAnsi="Times New Roman" w:cs="Times New Roman"/>
+          <w:b w:val="0"/>
+          <w:bCs/>
+          <w:szCs w:val="24"/>
+          <w:lang w:val="es-EC"/>
+        </w:rPr>
+        <w:t xml:space="preserve"> de control personalizados por cada rol con gráficos visuales interactivos.</w:t>
+      </w:r>
+    </w:p>
+    <w:p>
+      <w:pPr>
+        <w:pStyle w:val="ChapterTitle"/>
         <w:rPr>
           <w:rFonts w:ascii="Times New Roman" w:hAnsi="Times New Roman" w:cs="Times New Roman"/>
           <w:szCs w:val="24"/>
@@ -992,6 +1113,7 @@
           <w:szCs w:val="24"/>
           <w:lang w:val="es-EC"/>
         </w:rPr>
+        <w:lastRenderedPageBreak/>
         <w:t>Para el levantamiento de requerimientos se realizó un análisis funcional de los procesos académicos relacionados con la asignación de proyectos, control de cupos y validación de horas estudiantiles. A partir de este análisis se identificaron los principales actores del sistema: coordinadores, tutores académicos y estudiantes.</w:t>
       </w:r>
     </w:p>
@@ -1014,7 +1136,51 @@
           <w:szCs w:val="24"/>
           <w:lang w:val="es-EC"/>
         </w:rPr>
-        <w:t>La arquitectura seleccionada corresponde al patrón Modelo Vista Controlador (MVC), permitiendo separar la lógica de negocio, el acceso a datos y la interfaz de usuario. Para el desarrollo del frontend se utilizará Angular, mientras que el backend será implementado en PHP utilizando programación orientada a objetos y servicios REST. La persistencia de datos será gestionada mediante MySQL aplicando principios de normalización en tercera forma normal (3FN).</w:t>
+        <w:t xml:space="preserve">La arquitectura seleccionada corresponde al patrón Modelo Vista Controlador (MVC), permitiendo separar la lógica de negocio, el acceso a datos y la interfaz de usuario. Para el desarrollo del </w:t>
+      </w:r>
+      <w:proofErr w:type="spellStart"/>
+      <w:r>
+        <w:rPr>
+          <w:rFonts w:ascii="Times New Roman" w:hAnsi="Times New Roman" w:cs="Times New Roman"/>
+          <w:b w:val="0"/>
+          <w:bCs/>
+          <w:szCs w:val="24"/>
+          <w:lang w:val="es-EC"/>
+        </w:rPr>
+        <w:t>frontend</w:t>
+      </w:r>
+      <w:proofErr w:type="spellEnd"/>
+      <w:r>
+        <w:rPr>
+          <w:rFonts w:ascii="Times New Roman" w:hAnsi="Times New Roman" w:cs="Times New Roman"/>
+          <w:b w:val="0"/>
+          <w:bCs/>
+          <w:szCs w:val="24"/>
+          <w:lang w:val="es-EC"/>
+        </w:rPr>
+        <w:t xml:space="preserve"> se utilizará Angular, mientras que el </w:t>
+      </w:r>
+      <w:proofErr w:type="spellStart"/>
+      <w:r>
+        <w:rPr>
+          <w:rFonts w:ascii="Times New Roman" w:hAnsi="Times New Roman" w:cs="Times New Roman"/>
+          <w:b w:val="0"/>
+          <w:bCs/>
+          <w:szCs w:val="24"/>
+          <w:lang w:val="es-EC"/>
+        </w:rPr>
+        <w:t>backend</w:t>
+      </w:r>
+      <w:proofErr w:type="spellEnd"/>
+      <w:r>
+        <w:rPr>
+          <w:rFonts w:ascii="Times New Roman" w:hAnsi="Times New Roman" w:cs="Times New Roman"/>
+          <w:b w:val="0"/>
+          <w:bCs/>
+          <w:szCs w:val="24"/>
+          <w:lang w:val="es-EC"/>
+        </w:rPr>
+        <w:t xml:space="preserve"> será implementado en PHP utilizando programación orientada a objetos y servicios REST. La persistencia de datos será gestionada mediante MySQL aplicando principios de normalización en tercera forma normal (3FN).</w:t>
       </w:r>
     </w:p>
     <w:p>
@@ -1058,8 +1224,294 @@
           <w:szCs w:val="24"/>
           <w:lang w:val="es-EC"/>
         </w:rPr>
+        <w:t>Finalmente, el entorno de desarrollo utilizado incluye Visual Studio Code como IDE principal, GitHub para el control de versiones y XAMPP como servidor local de pruebas para PHP y MySQL.</w:t>
+      </w:r>
+    </w:p>
+    <w:p>
+      <w:pPr>
+        <w:pStyle w:val="ChapterTitle"/>
+        <w:rPr>
+          <w:rFonts w:ascii="Times New Roman" w:hAnsi="Times New Roman" w:cs="Times New Roman"/>
+          <w:szCs w:val="24"/>
+          <w:lang w:val="es-ES"/>
+        </w:rPr>
+      </w:pPr>
+      <w:r>
+        <w:rPr>
+          <w:rFonts w:ascii="Times New Roman" w:hAnsi="Times New Roman" w:cs="Times New Roman"/>
+          <w:szCs w:val="24"/>
+          <w:lang w:val="es-ES"/>
+        </w:rPr>
+        <w:t xml:space="preserve">RESULTADOS </w:t>
+      </w:r>
+      <w:r>
+        <w:rPr>
+          <w:rFonts w:ascii="Times New Roman" w:hAnsi="Times New Roman" w:cs="Times New Roman"/>
+          <w:szCs w:val="24"/>
+          <w:lang w:val="es-ES"/>
+        </w:rPr>
+        <w:t xml:space="preserve">Y DISCUSIÓN </w:t>
+      </w:r>
+    </w:p>
+    <w:p>
+      <w:pPr>
+        <w:pStyle w:val="ChapterTitle"/>
+        <w:rPr>
+          <w:rFonts w:ascii="Times New Roman" w:hAnsi="Times New Roman" w:cs="Times New Roman"/>
+          <w:b w:val="0"/>
+          <w:bCs/>
+          <w:szCs w:val="24"/>
+          <w:lang w:val="es-EC"/>
+        </w:rPr>
+      </w:pPr>
+      <w:r>
+        <w:rPr>
+          <w:rFonts w:ascii="Times New Roman" w:hAnsi="Times New Roman" w:cs="Times New Roman"/>
+          <w:b w:val="0"/>
+          <w:bCs/>
+          <w:szCs w:val="24"/>
+          <w:lang w:val="es-EC"/>
+        </w:rPr>
+        <w:t>La estrategia de desarrollo incremental y adaptativa descrita permitió la construcción exitosa de la plataforma, cubriendo la totalidad de las necesidades técnicas planificadas para la gestión de proyectos de vinculación.</w:t>
+      </w:r>
+    </w:p>
+    <w:p>
+      <w:pPr>
+        <w:pStyle w:val="ChapterTitle"/>
+        <w:rPr>
+          <w:rFonts w:ascii="Times New Roman" w:hAnsi="Times New Roman" w:cs="Times New Roman"/>
+          <w:szCs w:val="24"/>
+          <w:lang w:val="es-EC"/>
+        </w:rPr>
+      </w:pPr>
+      <w:r>
+        <w:rPr>
+          <w:rFonts w:ascii="Times New Roman" w:hAnsi="Times New Roman" w:cs="Times New Roman"/>
+          <w:szCs w:val="24"/>
+          <w:lang w:val="es-EC"/>
+        </w:rPr>
+        <w:t>Módulos Funcionales Implementados</w:t>
+      </w:r>
+    </w:p>
+    <w:p>
+      <w:pPr>
+        <w:pStyle w:val="ChapterTitle"/>
+        <w:rPr>
+          <w:rFonts w:ascii="Times New Roman" w:hAnsi="Times New Roman" w:cs="Times New Roman"/>
+          <w:b w:val="0"/>
+          <w:bCs/>
+          <w:szCs w:val="24"/>
+          <w:lang w:val="es-EC"/>
+        </w:rPr>
+      </w:pPr>
+      <w:r>
+        <w:rPr>
+          <w:rFonts w:ascii="Times New Roman" w:hAnsi="Times New Roman" w:cs="Times New Roman"/>
+          <w:b w:val="0"/>
+          <w:bCs/>
+          <w:szCs w:val="24"/>
+          <w:lang w:val="es-EC"/>
+        </w:rPr>
+        <w:t>La plataforma web del Grupo C consolidó un total de 8 módulos funcionales interactivos:</w:t>
+      </w:r>
+    </w:p>
+    <w:p>
+      <w:pPr>
+        <w:pStyle w:val="ChapterTitle"/>
+        <w:rPr>
+          <w:rFonts w:ascii="Times New Roman" w:hAnsi="Times New Roman" w:cs="Times New Roman"/>
+          <w:b w:val="0"/>
+          <w:bCs/>
+          <w:szCs w:val="24"/>
+          <w:lang w:val="es-EC"/>
+        </w:rPr>
+      </w:pPr>
+      <w:r>
+        <w:rPr>
+          <w:rFonts w:ascii="Times New Roman" w:hAnsi="Times New Roman" w:cs="Times New Roman"/>
+          <w:b w:val="0"/>
+          <w:bCs/>
+          <w:szCs w:val="24"/>
+          <w:lang w:val="es-EC"/>
+        </w:rPr>
+        <w:t>Módulo de Autenticación: Proporciona un sistema de inicio de sesión seguro que genera tokens JWT. Maneja de manera diferenciada tres roles de usuario: Coordinador, Tutor Académico y Estudiante, protegiendo la persistencia de la sesión según el rol detectado.</w:t>
+      </w:r>
+    </w:p>
+    <w:p>
+      <w:pPr>
+        <w:pStyle w:val="ChapterTitle"/>
+        <w:rPr>
+          <w:rFonts w:ascii="Times New Roman" w:hAnsi="Times New Roman" w:cs="Times New Roman"/>
+          <w:b w:val="0"/>
+          <w:bCs/>
+          <w:szCs w:val="24"/>
+          <w:lang w:val="es-EC"/>
+        </w:rPr>
+      </w:pPr>
+      <w:r>
+        <w:rPr>
+          <w:rFonts w:ascii="Times New Roman" w:hAnsi="Times New Roman" w:cs="Times New Roman"/>
+          <w:b w:val="0"/>
+          <w:bCs/>
+          <w:szCs w:val="24"/>
+          <w:lang w:val="es-EC"/>
+        </w:rPr>
+        <w:t>Módulo de Gestión de Proyectos: Permite realizar operaciones CRUD completas sobre los proyectos de vinculación. Cuenta con validaciones de fechas, campos de texto, funciones de búsqueda en tiempo real y paginación integrada.</w:t>
+      </w:r>
+    </w:p>
+    <w:p>
+      <w:pPr>
+        <w:pStyle w:val="ChapterTitle"/>
+        <w:rPr>
+          <w:rFonts w:ascii="Times New Roman" w:hAnsi="Times New Roman" w:cs="Times New Roman"/>
+          <w:b w:val="0"/>
+          <w:bCs/>
+          <w:szCs w:val="24"/>
+          <w:lang w:val="es-EC"/>
+        </w:rPr>
+      </w:pPr>
+      <w:r>
+        <w:rPr>
+          <w:rFonts w:ascii="Times New Roman" w:hAnsi="Times New Roman" w:cs="Times New Roman"/>
+          <w:b w:val="0"/>
+          <w:bCs/>
+          <w:szCs w:val="24"/>
+          <w:lang w:val="es-EC"/>
+        </w:rPr>
+        <w:t>Módulo de Inscripción: Habilita a los estudiantes para registrarse en proyectos disponibles. Controla el límite de cupos dinámicamente y restringe la inscripción a un único proyecto por estudiante.</w:t>
+      </w:r>
+    </w:p>
+    <w:p>
+      <w:pPr>
+        <w:pStyle w:val="ChapterTitle"/>
+        <w:rPr>
+          <w:rFonts w:ascii="Times New Roman" w:hAnsi="Times New Roman" w:cs="Times New Roman"/>
+          <w:b w:val="0"/>
+          <w:bCs/>
+          <w:szCs w:val="24"/>
+          <w:lang w:val="es-EC"/>
+        </w:rPr>
+      </w:pPr>
+      <w:r>
+        <w:rPr>
+          <w:rFonts w:ascii="Times New Roman" w:hAnsi="Times New Roman" w:cs="Times New Roman"/>
+          <w:b w:val="0"/>
+          <w:bCs/>
+          <w:szCs w:val="24"/>
+          <w:lang w:val="es-EC"/>
+        </w:rPr>
+        <w:t>Módulo de Solicitudes: Procesa la postulación de los estudiantes. Utiliza transacciones a nivel de base de datos MySQL para garantizar que la aceptación de una solicitud actualice y bloquee correctamente los cupos del proyecto.</w:t>
+      </w:r>
+    </w:p>
+    <w:p>
+      <w:pPr>
+        <w:pStyle w:val="ChapterTitle"/>
+        <w:rPr>
+          <w:rFonts w:ascii="Times New Roman" w:hAnsi="Times New Roman" w:cs="Times New Roman"/>
+          <w:b w:val="0"/>
+          <w:bCs/>
+          <w:szCs w:val="24"/>
+          <w:lang w:val="es-EC"/>
+        </w:rPr>
+      </w:pPr>
+      <w:r>
+        <w:rPr>
+          <w:rFonts w:ascii="Times New Roman" w:hAnsi="Times New Roman" w:cs="Times New Roman"/>
+          <w:b w:val="0"/>
+          <w:bCs/>
+          <w:szCs w:val="24"/>
+          <w:lang w:val="es-EC"/>
+        </w:rPr>
+        <w:t>Módulo de Actividades: Permite a los tutores la creación de cronogramas de actividades asociados a los proyectos, mostrando resúmenes de horas asignadas a cada una.</w:t>
+      </w:r>
+    </w:p>
+    <w:p>
+      <w:pPr>
+        <w:pStyle w:val="ChapterTitle"/>
+        <w:rPr>
+          <w:rFonts w:ascii="Times New Roman" w:hAnsi="Times New Roman" w:cs="Times New Roman"/>
+          <w:b w:val="0"/>
+          <w:bCs/>
+          <w:szCs w:val="24"/>
+          <w:lang w:val="es-EC"/>
+        </w:rPr>
+      </w:pPr>
+      <w:r>
+        <w:rPr>
+          <w:rFonts w:ascii="Times New Roman" w:hAnsi="Times New Roman" w:cs="Times New Roman"/>
+          <w:b w:val="0"/>
+          <w:bCs/>
+          <w:szCs w:val="24"/>
+          <w:lang w:val="es-EC"/>
+        </w:rPr>
+        <w:t>Módulo de Horas: Espacio donde el estudiante registra sus horas diarias (permitiendo aportes entre 1 y 8 horas por registro). El tutor a cargo posee la facultad de aprobar o rechazar dichas horas, alimentando un historial de progreso acumulativo.</w:t>
+      </w:r>
+    </w:p>
+    <w:p>
+      <w:pPr>
+        <w:pStyle w:val="ChapterTitle"/>
+        <w:rPr>
+          <w:rFonts w:ascii="Times New Roman" w:hAnsi="Times New Roman" w:cs="Times New Roman"/>
+          <w:b w:val="0"/>
+          <w:bCs/>
+          <w:szCs w:val="24"/>
+          <w:lang w:val="es-EC"/>
+        </w:rPr>
+      </w:pPr>
+      <w:r>
+        <w:rPr>
+          <w:rFonts w:ascii="Times New Roman" w:hAnsi="Times New Roman" w:cs="Times New Roman"/>
+          <w:b w:val="0"/>
+          <w:bCs/>
+          <w:szCs w:val="24"/>
+          <w:lang w:val="es-EC"/>
+        </w:rPr>
+        <w:t>Módulo de Usuarios: Destinado al control administrativo para la creación, desactivación y modificación de datos de usuarios y sus respectivos roles en el sistema.</w:t>
+      </w:r>
+    </w:p>
+    <w:p>
+      <w:pPr>
+        <w:pStyle w:val="ChapterTitle"/>
+        <w:rPr>
+          <w:rFonts w:ascii="Times New Roman" w:hAnsi="Times New Roman" w:cs="Times New Roman"/>
+          <w:b w:val="0"/>
+          <w:bCs/>
+          <w:szCs w:val="24"/>
+          <w:lang w:val="es-EC"/>
+        </w:rPr>
+      </w:pPr>
+      <w:r>
+        <w:rPr>
+          <w:rFonts w:ascii="Times New Roman" w:hAnsi="Times New Roman" w:cs="Times New Roman"/>
+          <w:b w:val="0"/>
+          <w:bCs/>
+          <w:szCs w:val="24"/>
+          <w:lang w:val="es-EC"/>
+        </w:rPr>
         <w:lastRenderedPageBreak/>
-        <w:t>Finalmente, el entorno de desarrollo utilizado incluye Visual Studio Code como IDE principal, GitHub para el control de versiones y XAMPP como servidor local de pruebas para PHP y MySQL.</w:t>
+        <w:t xml:space="preserve">Módulo de </w:t>
+      </w:r>
+      <w:proofErr w:type="spellStart"/>
+      <w:r>
+        <w:rPr>
+          <w:rFonts w:ascii="Times New Roman" w:hAnsi="Times New Roman" w:cs="Times New Roman"/>
+          <w:b w:val="0"/>
+          <w:bCs/>
+          <w:szCs w:val="24"/>
+          <w:lang w:val="es-EC"/>
+        </w:rPr>
+        <w:t>Dashboard</w:t>
+      </w:r>
+      <w:proofErr w:type="spellEnd"/>
+      <w:r>
+        <w:rPr>
+          <w:rFonts w:ascii="Times New Roman" w:hAnsi="Times New Roman" w:cs="Times New Roman"/>
+          <w:b w:val="0"/>
+          <w:bCs/>
+          <w:szCs w:val="24"/>
+          <w:lang w:val="es-EC"/>
+        </w:rPr>
+        <w:t>: Presenta interfaces visuales personalizadas por rol. Cuenta con componentes gráficos nativos construidos con CSS para ilustrar el avance de los proyectos, distribución de estudiantes y métricas clave en tiempo real.</w:t>
       </w:r>
     </w:p>
     <w:p>
@@ -1067,64 +1519,902 @@
         <w:pStyle w:val="ChapterTitle"/>
         <w:rPr>
           <w:rFonts w:ascii="Times New Roman" w:hAnsi="Times New Roman" w:cs="Times New Roman"/>
+          <w:b w:val="0"/>
+          <w:bCs/>
+          <w:i/>
+          <w:iCs/>
+          <w:szCs w:val="24"/>
+          <w:lang w:val="es-EC"/>
+        </w:rPr>
+      </w:pPr>
+      <w:r>
+        <w:rPr>
+          <w:rFonts w:ascii="Times New Roman" w:hAnsi="Times New Roman" w:cs="Times New Roman"/>
+          <w:b w:val="0"/>
+          <w:bCs/>
+          <w:i/>
+          <w:iCs/>
+          <w:szCs w:val="24"/>
+          <w:lang w:val="es-EC"/>
+        </w:rPr>
+        <w:t>Figura 1: Diagrama de arquitectura de tres capas implementado para la plataforma.</w:t>
+      </w:r>
+      <w:r>
+        <w:rPr>
+          <w:rFonts w:ascii="Times New Roman" w:hAnsi="Times New Roman" w:cs="Times New Roman"/>
+          <w:b w:val="0"/>
+          <w:bCs/>
+          <w:i/>
+          <w:iCs/>
+          <w:noProof/>
+          <w:szCs w:val="24"/>
+          <w:lang w:val="es-EC"/>
+        </w:rPr>
+        <w:drawing>
+          <wp:anchor distT="0" distB="0" distL="114300" distR="114300" simplePos="0" relativeHeight="251658240" behindDoc="0" locked="0" layoutInCell="1" allowOverlap="1" wp14:anchorId="2C7712F8" wp14:editId="77287349">
+            <wp:simplePos x="0" y="0"/>
+            <wp:positionH relativeFrom="margin">
+              <wp:align>right</wp:align>
+            </wp:positionH>
+            <wp:positionV relativeFrom="paragraph">
+              <wp:posOffset>257175</wp:posOffset>
+            </wp:positionV>
+            <wp:extent cx="6115050" cy="3091180"/>
+            <wp:effectExtent l="0" t="0" r="0" b="0"/>
+            <wp:wrapTopAndBottom/>
+            <wp:docPr id="1150063694" name="Imagen 1"/>
+            <wp:cNvGraphicFramePr>
+              <a:graphicFrameLocks xmlns:a="http://schemas.openxmlformats.org/drawingml/2006/main" noChangeAspect="1"/>
+            </wp:cNvGraphicFramePr>
+            <a:graphic xmlns:a="http://schemas.openxmlformats.org/drawingml/2006/main">
+              <a:graphicData uri="http://schemas.openxmlformats.org/drawingml/2006/picture">
+                <pic:pic xmlns:pic="http://schemas.openxmlformats.org/drawingml/2006/picture">
+                  <pic:nvPicPr>
+                    <pic:cNvPr id="0" name="Picture 1"/>
+                    <pic:cNvPicPr>
+                      <a:picLocks noChangeAspect="1" noChangeArrowheads="1"/>
+                    </pic:cNvPicPr>
+                  </pic:nvPicPr>
+                  <pic:blipFill rotWithShape="1">
+                    <a:blip r:embed="rId12" cstate="print">
+                      <a:extLst>
+                        <a:ext uri="{28A0092B-C50C-407E-A947-70E740481C1C}">
+                          <a14:useLocalDpi xmlns:a14="http://schemas.microsoft.com/office/drawing/2010/main" val="0"/>
+                        </a:ext>
+                      </a:extLst>
+                    </a:blip>
+                    <a:srcRect b="7317"/>
+                    <a:stretch>
+                      <a:fillRect/>
+                    </a:stretch>
+                  </pic:blipFill>
+                  <pic:spPr bwMode="auto">
+                    <a:xfrm>
+                      <a:off x="0" y="0"/>
+                      <a:ext cx="6115050" cy="3091180"/>
+                    </a:xfrm>
+                    <a:prstGeom prst="rect">
+                      <a:avLst/>
+                    </a:prstGeom>
+                    <a:noFill/>
+                    <a:ln>
+                      <a:noFill/>
+                    </a:ln>
+                    <a:extLst>
+                      <a:ext uri="{53640926-AAD7-44D8-BBD7-CCE9431645EC}">
+                        <a14:shadowObscured xmlns:a14="http://schemas.microsoft.com/office/drawing/2010/main"/>
+                      </a:ext>
+                    </a:extLst>
+                  </pic:spPr>
+                </pic:pic>
+              </a:graphicData>
+            </a:graphic>
+            <wp14:sizeRelH relativeFrom="margin">
+              <wp14:pctWidth>0</wp14:pctWidth>
+            </wp14:sizeRelH>
+            <wp14:sizeRelV relativeFrom="margin">
+              <wp14:pctHeight>0</wp14:pctHeight>
+            </wp14:sizeRelV>
+          </wp:anchor>
+        </w:drawing>
+      </w:r>
+    </w:p>
+    <w:p>
+      <w:pPr>
+        <w:pStyle w:val="ChapterTitle"/>
+        <w:rPr>
+          <w:rFonts w:ascii="Times New Roman" w:hAnsi="Times New Roman" w:cs="Times New Roman"/>
+          <w:b w:val="0"/>
+          <w:bCs/>
+          <w:szCs w:val="24"/>
+          <w:lang w:val="es-EC"/>
+        </w:rPr>
+      </w:pPr>
+    </w:p>
+    <w:p>
+      <w:pPr>
+        <w:pStyle w:val="ChapterTitle"/>
+        <w:rPr>
+          <w:rFonts w:ascii="Times New Roman" w:hAnsi="Times New Roman" w:cs="Times New Roman"/>
+          <w:szCs w:val="24"/>
+          <w:lang w:val="es-EC"/>
+        </w:rPr>
+      </w:pPr>
+      <w:r>
+        <w:rPr>
+          <w:rFonts w:ascii="Times New Roman" w:hAnsi="Times New Roman" w:cs="Times New Roman"/>
+          <w:szCs w:val="24"/>
+          <w:lang w:val="es-EC"/>
+        </w:rPr>
+        <w:t>Estructura de Datos e Integración de la API</w:t>
+      </w:r>
+    </w:p>
+    <w:p>
+      <w:pPr>
+        <w:pStyle w:val="ChapterTitle"/>
+        <w:rPr>
+          <w:rFonts w:ascii="Times New Roman" w:hAnsi="Times New Roman" w:cs="Times New Roman"/>
+          <w:b w:val="0"/>
+          <w:bCs/>
+          <w:szCs w:val="24"/>
+          <w:lang w:val="es-EC"/>
+        </w:rPr>
+      </w:pPr>
+      <w:r>
+        <w:rPr>
+          <w:rFonts w:ascii="Times New Roman" w:hAnsi="Times New Roman" w:cs="Times New Roman"/>
+          <w:b w:val="0"/>
+          <w:bCs/>
+          <w:szCs w:val="24"/>
+          <w:lang w:val="es-EC"/>
+        </w:rPr>
+        <w:t xml:space="preserve">La base de datos MySQL se diseñó bajo una estricta normalización en Tercera Forma Normal (3FN), estructurándose en 8 tablas relacionales conectadas mediante claves foráneas con políticas de actualización y borrado en cascada controladas: roles, usuarios, facultades, carreras, proyectos, solicitudes, actividades y </w:t>
+      </w:r>
+      <w:proofErr w:type="spellStart"/>
+      <w:r>
+        <w:rPr>
+          <w:rFonts w:ascii="Times New Roman" w:hAnsi="Times New Roman" w:cs="Times New Roman"/>
+          <w:b w:val="0"/>
+          <w:bCs/>
+          <w:szCs w:val="24"/>
+          <w:lang w:val="es-EC"/>
+        </w:rPr>
+        <w:t>horas_vinculacion</w:t>
+      </w:r>
+      <w:proofErr w:type="spellEnd"/>
+      <w:r>
+        <w:rPr>
+          <w:rFonts w:ascii="Times New Roman" w:hAnsi="Times New Roman" w:cs="Times New Roman"/>
+          <w:b w:val="0"/>
+          <w:bCs/>
+          <w:szCs w:val="24"/>
+          <w:lang w:val="es-EC"/>
+        </w:rPr>
+        <w:t>.</w:t>
+      </w:r>
+    </w:p>
+    <w:p>
+      <w:pPr>
+        <w:pStyle w:val="ChapterTitle"/>
+        <w:rPr>
+          <w:rFonts w:ascii="Times New Roman" w:hAnsi="Times New Roman" w:cs="Times New Roman"/>
+          <w:b w:val="0"/>
+          <w:bCs/>
+          <w:szCs w:val="24"/>
+          <w:lang w:val="es-EC"/>
+        </w:rPr>
+      </w:pPr>
+      <w:r>
+        <w:rPr>
+          <w:rFonts w:ascii="Times New Roman" w:hAnsi="Times New Roman" w:cs="Times New Roman"/>
+          <w:b w:val="0"/>
+          <w:bCs/>
+          <w:szCs w:val="24"/>
+          <w:lang w:val="es-EC"/>
+        </w:rPr>
+        <w:t xml:space="preserve">Por su parte, el </w:t>
+      </w:r>
+      <w:proofErr w:type="spellStart"/>
+      <w:r>
+        <w:rPr>
+          <w:rFonts w:ascii="Times New Roman" w:hAnsi="Times New Roman" w:cs="Times New Roman"/>
+          <w:b w:val="0"/>
+          <w:bCs/>
+          <w:szCs w:val="24"/>
+          <w:lang w:val="es-EC"/>
+        </w:rPr>
+        <w:t>backend</w:t>
+      </w:r>
+      <w:proofErr w:type="spellEnd"/>
+      <w:r>
+        <w:rPr>
+          <w:rFonts w:ascii="Times New Roman" w:hAnsi="Times New Roman" w:cs="Times New Roman"/>
+          <w:b w:val="0"/>
+          <w:bCs/>
+          <w:szCs w:val="24"/>
+          <w:lang w:val="es-EC"/>
+        </w:rPr>
+        <w:t xml:space="preserve"> expone más de 30 </w:t>
+      </w:r>
+      <w:proofErr w:type="spellStart"/>
+      <w:r>
+        <w:rPr>
+          <w:rFonts w:ascii="Times New Roman" w:hAnsi="Times New Roman" w:cs="Times New Roman"/>
+          <w:b w:val="0"/>
+          <w:bCs/>
+          <w:szCs w:val="24"/>
+          <w:lang w:val="es-EC"/>
+        </w:rPr>
+        <w:t>endpoints</w:t>
+      </w:r>
+      <w:proofErr w:type="spellEnd"/>
+      <w:r>
+        <w:rPr>
+          <w:rFonts w:ascii="Times New Roman" w:hAnsi="Times New Roman" w:cs="Times New Roman"/>
+          <w:b w:val="0"/>
+          <w:bCs/>
+          <w:szCs w:val="24"/>
+          <w:lang w:val="es-EC"/>
+        </w:rPr>
+        <w:t xml:space="preserve"> REST ordenados por recurso. La consistencia de la base de datos se mantiene protegida gracias al uso de transacciones SQL nativas en operaciones concurrentes críticas (como la inscripción simultánea de varios estudiantes a un proyecto con pocos cupos disponibles).</w:t>
+      </w:r>
+    </w:p>
+    <w:p>
+      <w:pPr>
+        <w:pStyle w:val="ChapterTitle"/>
+        <w:rPr>
+          <w:rFonts w:ascii="Times New Roman" w:hAnsi="Times New Roman" w:cs="Times New Roman"/>
+          <w:szCs w:val="24"/>
+          <w:lang w:val="es-EC"/>
+        </w:rPr>
+      </w:pPr>
+      <w:r>
+        <w:rPr>
+          <w:rFonts w:ascii="Times New Roman" w:hAnsi="Times New Roman" w:cs="Times New Roman"/>
+          <w:szCs w:val="24"/>
+          <w:lang w:val="es-EC"/>
+        </w:rPr>
+        <w:t>Discusión de la Arquitectura y Decisiones Técnicas</w:t>
+      </w:r>
+    </w:p>
+    <w:p>
+      <w:pPr>
+        <w:pStyle w:val="ChapterTitle"/>
+        <w:rPr>
+          <w:rFonts w:ascii="Times New Roman" w:hAnsi="Times New Roman" w:cs="Times New Roman"/>
+          <w:b w:val="0"/>
+          <w:bCs/>
+          <w:szCs w:val="24"/>
+          <w:lang w:val="es-EC"/>
+        </w:rPr>
+      </w:pPr>
+      <w:r>
+        <w:rPr>
+          <w:rFonts w:ascii="Times New Roman" w:hAnsi="Times New Roman" w:cs="Times New Roman"/>
+          <w:b w:val="0"/>
+          <w:bCs/>
+          <w:szCs w:val="24"/>
+          <w:lang w:val="es-EC"/>
+        </w:rPr>
+        <w:t xml:space="preserve">La adopción de una arquitectura desacoplada basada en MVC e impulsada por una API REST y un </w:t>
+      </w:r>
+      <w:proofErr w:type="spellStart"/>
+      <w:r>
+        <w:rPr>
+          <w:rFonts w:ascii="Times New Roman" w:hAnsi="Times New Roman" w:cs="Times New Roman"/>
+          <w:b w:val="0"/>
+          <w:bCs/>
+          <w:szCs w:val="24"/>
+          <w:lang w:val="es-EC"/>
+        </w:rPr>
+        <w:t>frontend</w:t>
+      </w:r>
+      <w:proofErr w:type="spellEnd"/>
+      <w:r>
+        <w:rPr>
+          <w:rFonts w:ascii="Times New Roman" w:hAnsi="Times New Roman" w:cs="Times New Roman"/>
+          <w:b w:val="0"/>
+          <w:bCs/>
+          <w:szCs w:val="24"/>
+          <w:lang w:val="es-EC"/>
+        </w:rPr>
+        <w:t xml:space="preserve"> SPA con Angular ofreció ventajas sustanciales. Permitió separar claramente la lógica del negocio (PHP) de la lógica de presentación (Angular). Esto facilitó que los desarrolladores activos trabajaran en paralelo en el diseño de interfaces y en la optimización de consultas de base de datos sin generar conflictos en el código del servidor.</w:t>
+      </w:r>
+    </w:p>
+    <w:p>
+      <w:pPr>
+        <w:pStyle w:val="ChapterTitle"/>
+        <w:rPr>
+          <w:rFonts w:ascii="Times New Roman" w:hAnsi="Times New Roman" w:cs="Times New Roman"/>
+          <w:b w:val="0"/>
+          <w:bCs/>
+          <w:szCs w:val="24"/>
+          <w:lang w:val="es-EC"/>
+        </w:rPr>
+      </w:pPr>
+      <w:r>
+        <w:rPr>
+          <w:rFonts w:ascii="Times New Roman" w:hAnsi="Times New Roman" w:cs="Times New Roman"/>
+          <w:b w:val="0"/>
+          <w:bCs/>
+          <w:szCs w:val="24"/>
+          <w:lang w:val="es-EC"/>
+        </w:rPr>
+        <w:t xml:space="preserve">Un aspecto relevante fue la resolución de las reglas de negocio en dos niveles. Por ejemplo, la regla de "un proyecto por estudiante" se valida en el </w:t>
+      </w:r>
+      <w:proofErr w:type="spellStart"/>
+      <w:r>
+        <w:rPr>
+          <w:rFonts w:ascii="Times New Roman" w:hAnsi="Times New Roman" w:cs="Times New Roman"/>
+          <w:b w:val="0"/>
+          <w:bCs/>
+          <w:szCs w:val="24"/>
+          <w:lang w:val="es-EC"/>
+        </w:rPr>
+        <w:t>frontend</w:t>
+      </w:r>
+      <w:proofErr w:type="spellEnd"/>
+      <w:r>
+        <w:rPr>
+          <w:rFonts w:ascii="Times New Roman" w:hAnsi="Times New Roman" w:cs="Times New Roman"/>
+          <w:b w:val="0"/>
+          <w:bCs/>
+          <w:szCs w:val="24"/>
+          <w:lang w:val="es-EC"/>
+        </w:rPr>
+        <w:t xml:space="preserve"> para mejorar la experiencia de usuario (deshabilitando opciones visualmente), pero se </w:t>
+      </w:r>
+      <w:proofErr w:type="spellStart"/>
+      <w:r>
+        <w:rPr>
+          <w:rFonts w:ascii="Times New Roman" w:hAnsi="Times New Roman" w:cs="Times New Roman"/>
+          <w:b w:val="0"/>
+          <w:bCs/>
+          <w:szCs w:val="24"/>
+          <w:lang w:val="es-EC"/>
+        </w:rPr>
+        <w:t>re-valida</w:t>
+      </w:r>
+      <w:proofErr w:type="spellEnd"/>
+      <w:r>
+        <w:rPr>
+          <w:rFonts w:ascii="Times New Roman" w:hAnsi="Times New Roman" w:cs="Times New Roman"/>
+          <w:b w:val="0"/>
+          <w:bCs/>
+          <w:szCs w:val="24"/>
+          <w:lang w:val="es-EC"/>
+        </w:rPr>
+        <w:t xml:space="preserve"> de forma estricta en el </w:t>
+      </w:r>
+      <w:proofErr w:type="spellStart"/>
+      <w:r>
+        <w:rPr>
+          <w:rFonts w:ascii="Times New Roman" w:hAnsi="Times New Roman" w:cs="Times New Roman"/>
+          <w:b w:val="0"/>
+          <w:bCs/>
+          <w:szCs w:val="24"/>
+          <w:lang w:val="es-EC"/>
+        </w:rPr>
+        <w:t>backend</w:t>
+      </w:r>
+      <w:proofErr w:type="spellEnd"/>
+      <w:r>
+        <w:rPr>
+          <w:rFonts w:ascii="Times New Roman" w:hAnsi="Times New Roman" w:cs="Times New Roman"/>
+          <w:b w:val="0"/>
+          <w:bCs/>
+          <w:szCs w:val="24"/>
+          <w:lang w:val="es-EC"/>
+        </w:rPr>
+        <w:t xml:space="preserve"> para evitar alteraciones fraudulentas mediante el envío directo de peticiones HTTP. De igual forma, el filtrado de información por tutor (un tutor solo puede interactuar con sus propios proyectos asignados) se procesa directamente en el servidor MySQL mediante cláusulas WHERE vinculadas al ID del tutor extraído del token JWT, impidiendo vulnerabilidades de acceso no autorizado.</w:t>
+      </w:r>
+    </w:p>
+    <w:p>
+      <w:pPr>
+        <w:pStyle w:val="ChapterTitle"/>
+        <w:rPr>
+          <w:rFonts w:ascii="Times New Roman" w:hAnsi="Times New Roman" w:cs="Times New Roman"/>
+          <w:szCs w:val="24"/>
+          <w:lang w:val="es-EC"/>
+        </w:rPr>
+      </w:pPr>
+      <w:r>
+        <w:rPr>
+          <w:rFonts w:ascii="Times New Roman" w:hAnsi="Times New Roman" w:cs="Times New Roman"/>
+          <w:szCs w:val="24"/>
+          <w:lang w:val="es-EC"/>
+        </w:rPr>
+        <w:lastRenderedPageBreak/>
+        <w:t>Análisis del Desafío de Recursos Humanos</w:t>
+      </w:r>
+    </w:p>
+    <w:p>
+      <w:pPr>
+        <w:pStyle w:val="ChapterTitle"/>
+        <w:rPr>
+          <w:rFonts w:ascii="Times New Roman" w:hAnsi="Times New Roman" w:cs="Times New Roman"/>
+          <w:b w:val="0"/>
+          <w:bCs/>
+          <w:szCs w:val="24"/>
+          <w:lang w:val="es-EC"/>
+        </w:rPr>
+      </w:pPr>
+      <w:r>
+        <w:rPr>
+          <w:rFonts w:ascii="Times New Roman" w:hAnsi="Times New Roman" w:cs="Times New Roman"/>
+          <w:b w:val="0"/>
+          <w:bCs/>
+          <w:szCs w:val="24"/>
+          <w:lang w:val="es-EC"/>
+        </w:rPr>
+        <w:t>La brecha de participación del 50% de la nómina original representó una seria limitación organizativa que obligó al equipo desarrollador a asumir una curva de aprendizaje acelerada y una alta demanda de tiempo. A pesar de esto, se constató que la aplicación de principios sólidos de ingeniería de software actuó como un factor compensatorio:</w:t>
+      </w:r>
+    </w:p>
+    <w:p>
+      <w:pPr>
+        <w:pStyle w:val="ChapterTitle"/>
+        <w:rPr>
+          <w:rFonts w:ascii="Times New Roman" w:hAnsi="Times New Roman" w:cs="Times New Roman"/>
+          <w:b w:val="0"/>
+          <w:bCs/>
+          <w:szCs w:val="24"/>
+          <w:lang w:val="es-EC"/>
+        </w:rPr>
+      </w:pPr>
+      <w:r>
+        <w:rPr>
+          <w:rFonts w:ascii="Times New Roman" w:hAnsi="Times New Roman" w:cs="Times New Roman"/>
+          <w:b w:val="0"/>
+          <w:bCs/>
+          <w:szCs w:val="24"/>
+          <w:lang w:val="es-EC"/>
+        </w:rPr>
+        <w:t>La simplicidad del patrón MVC facilitó la legibilidad y rápida modificación del código cuando se debieron reajustar los alcances del software.</w:t>
+      </w:r>
+    </w:p>
+    <w:p>
+      <w:pPr>
+        <w:pStyle w:val="ChapterTitle"/>
+        <w:rPr>
+          <w:rFonts w:ascii="Times New Roman" w:hAnsi="Times New Roman" w:cs="Times New Roman"/>
+          <w:b w:val="0"/>
+          <w:bCs/>
+          <w:szCs w:val="24"/>
+          <w:lang w:val="es-EC"/>
+        </w:rPr>
+      </w:pPr>
+      <w:r>
+        <w:rPr>
+          <w:rFonts w:ascii="Times New Roman" w:hAnsi="Times New Roman" w:cs="Times New Roman"/>
+          <w:b w:val="0"/>
+          <w:bCs/>
+          <w:szCs w:val="24"/>
+          <w:lang w:val="es-EC"/>
+        </w:rPr>
+        <w:t>El modularidad</w:t>
+      </w:r>
+      <w:r>
+        <w:rPr>
+          <w:rFonts w:ascii="Times New Roman" w:hAnsi="Times New Roman" w:cs="Times New Roman"/>
+          <w:b w:val="0"/>
+          <w:bCs/>
+          <w:szCs w:val="24"/>
+          <w:lang w:val="es-EC"/>
+        </w:rPr>
+        <w:t xml:space="preserve"> de los componentes </w:t>
+      </w:r>
+      <w:proofErr w:type="spellStart"/>
+      <w:r>
+        <w:rPr>
+          <w:rFonts w:ascii="Times New Roman" w:hAnsi="Times New Roman" w:cs="Times New Roman"/>
+          <w:b w:val="0"/>
+          <w:bCs/>
+          <w:szCs w:val="24"/>
+          <w:lang w:val="es-EC"/>
+        </w:rPr>
+        <w:t>standalone</w:t>
+      </w:r>
+      <w:proofErr w:type="spellEnd"/>
+      <w:r>
+        <w:rPr>
+          <w:rFonts w:ascii="Times New Roman" w:hAnsi="Times New Roman" w:cs="Times New Roman"/>
+          <w:b w:val="0"/>
+          <w:bCs/>
+          <w:szCs w:val="24"/>
+          <w:lang w:val="es-EC"/>
+        </w:rPr>
+        <w:t xml:space="preserve"> de Angular simplificó la reutilización de código en diferentes interfaces del </w:t>
+      </w:r>
+      <w:proofErr w:type="spellStart"/>
+      <w:r>
+        <w:rPr>
+          <w:rFonts w:ascii="Times New Roman" w:hAnsi="Times New Roman" w:cs="Times New Roman"/>
+          <w:b w:val="0"/>
+          <w:bCs/>
+          <w:szCs w:val="24"/>
+          <w:lang w:val="es-EC"/>
+        </w:rPr>
+        <w:t>dashboard</w:t>
+      </w:r>
+      <w:proofErr w:type="spellEnd"/>
+      <w:r>
+        <w:rPr>
+          <w:rFonts w:ascii="Times New Roman" w:hAnsi="Times New Roman" w:cs="Times New Roman"/>
+          <w:b w:val="0"/>
+          <w:bCs/>
+          <w:szCs w:val="24"/>
+          <w:lang w:val="es-EC"/>
+        </w:rPr>
+        <w:t>.</w:t>
+      </w:r>
+    </w:p>
+    <w:p>
+      <w:pPr>
+        <w:pStyle w:val="ChapterTitle"/>
+        <w:rPr>
+          <w:rFonts w:ascii="Times New Roman" w:hAnsi="Times New Roman" w:cs="Times New Roman"/>
+          <w:b w:val="0"/>
+          <w:bCs/>
+          <w:szCs w:val="24"/>
+          <w:lang w:val="es-EC"/>
+        </w:rPr>
+      </w:pPr>
+      <w:r>
+        <w:rPr>
+          <w:rFonts w:ascii="Times New Roman" w:hAnsi="Times New Roman" w:cs="Times New Roman"/>
+          <w:b w:val="0"/>
+          <w:bCs/>
+          <w:szCs w:val="24"/>
+          <w:lang w:val="es-EC"/>
+        </w:rPr>
+        <w:t>El proyecto experimentó ciertas limitaciones técnicas que quedan pendientes para futuras iteraciones debido a los plazos estrictos y la reducida fuerza laboral, tales como: la ausencia de exportación nativa de reportes a formatos PDF/Excel, la falta de notificaciones automáticas por correo electrónico, la paginación realizada únicamente del lado del cliente y la carencia de un sistema de caché de respuestas en el servidor.</w:t>
+      </w:r>
+    </w:p>
+    <w:p>
+      <w:pPr>
+        <w:widowControl/>
+        <w:autoSpaceDE/>
+        <w:autoSpaceDN/>
+        <w:snapToGrid/>
+        <w:spacing w:before="0" w:after="0"/>
+        <w:jc w:val="left"/>
+        <w:rPr>
+          <w:rFonts w:ascii="Times New Roman" w:hAnsi="Times New Roman" w:cs="Times New Roman"/>
+          <w:b/>
+          <w:bCs/>
+          <w:sz w:val="24"/>
           <w:szCs w:val="24"/>
           <w:lang w:val="es-ES"/>
         </w:rPr>
       </w:pPr>
+      <w:r>
+        <w:rPr>
+          <w:rFonts w:ascii="Times New Roman" w:hAnsi="Times New Roman" w:cs="Times New Roman"/>
+          <w:bCs/>
+          <w:szCs w:val="24"/>
+          <w:lang w:val="es-ES"/>
+        </w:rPr>
+        <w:br w:type="page"/>
+      </w:r>
     </w:p>
     <w:p>
       <w:pPr>
         <w:pStyle w:val="ChapterTitle"/>
         <w:rPr>
+          <w:rFonts w:ascii="Times New Roman" w:eastAsia="Arial" w:hAnsi="Times New Roman" w:cs="Times New Roman"/>
+          <w:bCs/>
+          <w:szCs w:val="24"/>
+          <w:lang w:val="es-ES" w:eastAsia="en-US"/>
+        </w:rPr>
+      </w:pPr>
+      <w:r>
+        <w:rPr>
+          <w:rFonts w:ascii="Times New Roman" w:eastAsia="Arial" w:hAnsi="Times New Roman" w:cs="Times New Roman"/>
+          <w:bCs/>
+          <w:szCs w:val="24"/>
+          <w:lang w:val="es-ES" w:eastAsia="en-US"/>
+        </w:rPr>
+        <w:lastRenderedPageBreak/>
+        <w:t>CONCLUSI</w:t>
+      </w:r>
+      <w:r>
+        <w:rPr>
+          <w:rFonts w:ascii="Times New Roman" w:eastAsia="Arial" w:hAnsi="Times New Roman" w:cs="Times New Roman"/>
+          <w:bCs/>
+          <w:szCs w:val="24"/>
+          <w:lang w:val="es-ES" w:eastAsia="en-US"/>
+        </w:rPr>
+        <w:t>ÓN</w:t>
+      </w:r>
+    </w:p>
+    <w:p>
+      <w:pPr>
+        <w:pStyle w:val="ChapterTitle"/>
+        <w:rPr>
+          <w:rFonts w:ascii="Times New Roman" w:eastAsia="Arial" w:hAnsi="Times New Roman" w:cs="Times New Roman"/>
+          <w:b w:val="0"/>
+          <w:szCs w:val="24"/>
+          <w:lang w:val="es-EC" w:eastAsia="en-US"/>
+        </w:rPr>
+      </w:pPr>
+      <w:r>
+        <w:rPr>
+          <w:rFonts w:ascii="Times New Roman" w:eastAsia="Arial" w:hAnsi="Times New Roman" w:cs="Times New Roman"/>
+          <w:b w:val="0"/>
+          <w:szCs w:val="24"/>
+          <w:lang w:val="es-EC" w:eastAsia="en-US"/>
+        </w:rPr>
+        <w:t>Se logró diseñar e implementar una plataforma web funcional que centraliza y automatiza los procesos de vinculación universitaria, proporcionando un canal digital integrado para coordinadores, tutores y estudiantes, superando los inconvenientes derivados de los registros manuales.</w:t>
+      </w:r>
+    </w:p>
+    <w:p>
+      <w:pPr>
+        <w:pStyle w:val="ChapterTitle"/>
+        <w:rPr>
+          <w:rFonts w:ascii="Times New Roman" w:eastAsia="Arial" w:hAnsi="Times New Roman" w:cs="Times New Roman"/>
+          <w:b w:val="0"/>
+          <w:szCs w:val="24"/>
+          <w:lang w:val="es-EC" w:eastAsia="en-US"/>
+        </w:rPr>
+      </w:pPr>
+      <w:r>
+        <w:rPr>
+          <w:rFonts w:ascii="Times New Roman" w:eastAsia="Arial" w:hAnsi="Times New Roman" w:cs="Times New Roman"/>
+          <w:b w:val="0"/>
+          <w:szCs w:val="24"/>
+          <w:lang w:val="es-EC" w:eastAsia="en-US"/>
+        </w:rPr>
+        <w:t xml:space="preserve">La arquitectura desacoplada basada en el patrón Modelo Vista Controlador (MVC), con Angular en el </w:t>
+      </w:r>
+      <w:proofErr w:type="spellStart"/>
+      <w:r>
+        <w:rPr>
+          <w:rFonts w:ascii="Times New Roman" w:eastAsia="Arial" w:hAnsi="Times New Roman" w:cs="Times New Roman"/>
+          <w:b w:val="0"/>
+          <w:szCs w:val="24"/>
+          <w:lang w:val="es-EC" w:eastAsia="en-US"/>
+        </w:rPr>
+        <w:t>frontend</w:t>
+      </w:r>
+      <w:proofErr w:type="spellEnd"/>
+      <w:r>
+        <w:rPr>
+          <w:rFonts w:ascii="Times New Roman" w:eastAsia="Arial" w:hAnsi="Times New Roman" w:cs="Times New Roman"/>
+          <w:b w:val="0"/>
+          <w:szCs w:val="24"/>
+          <w:lang w:val="es-EC" w:eastAsia="en-US"/>
+        </w:rPr>
+        <w:t xml:space="preserve"> y PHP en el </w:t>
+      </w:r>
+      <w:proofErr w:type="spellStart"/>
+      <w:r>
+        <w:rPr>
+          <w:rFonts w:ascii="Times New Roman" w:eastAsia="Arial" w:hAnsi="Times New Roman" w:cs="Times New Roman"/>
+          <w:b w:val="0"/>
+          <w:szCs w:val="24"/>
+          <w:lang w:val="es-EC" w:eastAsia="en-US"/>
+        </w:rPr>
+        <w:t>backend</w:t>
+      </w:r>
+      <w:proofErr w:type="spellEnd"/>
+      <w:r>
+        <w:rPr>
+          <w:rFonts w:ascii="Times New Roman" w:eastAsia="Arial" w:hAnsi="Times New Roman" w:cs="Times New Roman"/>
+          <w:b w:val="0"/>
+          <w:szCs w:val="24"/>
+          <w:lang w:val="es-EC" w:eastAsia="en-US"/>
+        </w:rPr>
+        <w:t>, demostró ser una base tecnológica sumamente robusta, escalable y fácil de mantener para sistemas de gestión académica.</w:t>
+      </w:r>
+    </w:p>
+    <w:p>
+      <w:pPr>
+        <w:pStyle w:val="ChapterTitle"/>
+        <w:rPr>
+          <w:rFonts w:ascii="Times New Roman" w:eastAsia="Arial" w:hAnsi="Times New Roman" w:cs="Times New Roman"/>
+          <w:b w:val="0"/>
+          <w:szCs w:val="24"/>
+          <w:lang w:val="es-EC" w:eastAsia="en-US"/>
+        </w:rPr>
+      </w:pPr>
+      <w:r>
+        <w:rPr>
+          <w:rFonts w:ascii="Times New Roman" w:eastAsia="Arial" w:hAnsi="Times New Roman" w:cs="Times New Roman"/>
+          <w:b w:val="0"/>
+          <w:szCs w:val="24"/>
+          <w:lang w:val="es-EC" w:eastAsia="en-US"/>
+        </w:rPr>
+        <w:t>La dinámica de trabajo demostró que en el desarrollo de software el factor humano y la dinámica de equipo son tan determinantes para el éxito del proyecto como la selección de herramientas tecnológicas. La asimetría en la colaboración del grupo fue mitigada exitosamente gracias a la resiliencia del subgrupo activo, la redistribución ágil de roles y la priorización inteligente hacia un Producto Mínimo Viable (MVP).</w:t>
+      </w:r>
+    </w:p>
+    <w:p>
+      <w:pPr>
+        <w:pStyle w:val="ChapterTitle"/>
+        <w:rPr>
+          <w:rFonts w:ascii="Times New Roman" w:eastAsia="Arial" w:hAnsi="Times New Roman" w:cs="Times New Roman"/>
+          <w:b w:val="0"/>
+          <w:szCs w:val="24"/>
+          <w:lang w:val="es-EC" w:eastAsia="en-US"/>
+        </w:rPr>
+      </w:pPr>
+      <w:r>
+        <w:rPr>
+          <w:rFonts w:ascii="Times New Roman" w:eastAsia="Arial" w:hAnsi="Times New Roman" w:cs="Times New Roman"/>
+          <w:b w:val="0"/>
+          <w:szCs w:val="24"/>
+          <w:lang w:val="es-EC" w:eastAsia="en-US"/>
+        </w:rPr>
+        <w:t>La implementación del control de versiones bajo un flujo de trabajo disciplinado en Git y GitHub resultó ser indispensable para el desarrollo colaborativo seguro, facilitando que un equipo reducido integrara módulos complejos de forma limpia y ordenada.</w:t>
+      </w:r>
+    </w:p>
+    <w:p>
+      <w:pPr>
+        <w:pStyle w:val="ChapterTitle"/>
+        <w:rPr>
+          <w:rFonts w:ascii="Times New Roman" w:eastAsia="Arial" w:hAnsi="Times New Roman" w:cs="Times New Roman"/>
+          <w:b w:val="0"/>
+          <w:szCs w:val="24"/>
+          <w:lang w:val="es-EC" w:eastAsia="en-US"/>
+        </w:rPr>
+      </w:pPr>
+      <w:r>
+        <w:rPr>
+          <w:rFonts w:ascii="Times New Roman" w:eastAsia="Arial" w:hAnsi="Times New Roman" w:cs="Times New Roman"/>
+          <w:b w:val="0"/>
+          <w:szCs w:val="24"/>
+          <w:lang w:val="es-EC" w:eastAsia="en-US"/>
+        </w:rPr>
+        <w:t xml:space="preserve">El uso de estándares de seguridad activos —como sentencias preparadas en PDO, </w:t>
+      </w:r>
+      <w:proofErr w:type="spellStart"/>
+      <w:r>
+        <w:rPr>
+          <w:rFonts w:ascii="Times New Roman" w:eastAsia="Arial" w:hAnsi="Times New Roman" w:cs="Times New Roman"/>
+          <w:b w:val="0"/>
+          <w:szCs w:val="24"/>
+          <w:lang w:val="es-EC" w:eastAsia="en-US"/>
+        </w:rPr>
+        <w:t>hashing</w:t>
+      </w:r>
+      <w:proofErr w:type="spellEnd"/>
+      <w:r>
+        <w:rPr>
+          <w:rFonts w:ascii="Times New Roman" w:eastAsia="Arial" w:hAnsi="Times New Roman" w:cs="Times New Roman"/>
+          <w:b w:val="0"/>
+          <w:szCs w:val="24"/>
+          <w:lang w:val="es-EC" w:eastAsia="en-US"/>
+        </w:rPr>
+        <w:t xml:space="preserve"> de contraseñas con </w:t>
+      </w:r>
+      <w:proofErr w:type="spellStart"/>
+      <w:r>
+        <w:rPr>
+          <w:rFonts w:ascii="Times New Roman" w:eastAsia="Arial" w:hAnsi="Times New Roman" w:cs="Times New Roman"/>
+          <w:b w:val="0"/>
+          <w:szCs w:val="24"/>
+          <w:lang w:val="es-EC" w:eastAsia="en-US"/>
+        </w:rPr>
+        <w:t>bcrypt</w:t>
+      </w:r>
+      <w:proofErr w:type="spellEnd"/>
+      <w:r>
+        <w:rPr>
+          <w:rFonts w:ascii="Times New Roman" w:eastAsia="Arial" w:hAnsi="Times New Roman" w:cs="Times New Roman"/>
+          <w:b w:val="0"/>
+          <w:szCs w:val="24"/>
+          <w:lang w:val="es-EC" w:eastAsia="en-US"/>
+        </w:rPr>
+        <w:t xml:space="preserve"> y tokens de sesión JWT con expiración controlada— garantiza la integridad de los datos del sistema frente a amenazas comunes en la web.</w:t>
+      </w:r>
+    </w:p>
+    <w:p>
+      <w:pPr>
+        <w:pStyle w:val="ChapterTitle"/>
+        <w:rPr>
+          <w:rFonts w:ascii="Times New Roman" w:eastAsia="Arial" w:hAnsi="Times New Roman" w:cs="Times New Roman"/>
+          <w:b w:val="0"/>
+          <w:szCs w:val="24"/>
+          <w:lang w:val="es-EC" w:eastAsia="en-US"/>
+        </w:rPr>
+      </w:pPr>
+      <w:r>
+        <w:rPr>
+          <w:rFonts w:ascii="Times New Roman" w:eastAsia="Arial" w:hAnsi="Times New Roman" w:cs="Times New Roman"/>
+          <w:b w:val="0"/>
+          <w:szCs w:val="24"/>
+          <w:lang w:val="es-EC" w:eastAsia="en-US"/>
+        </w:rPr>
+        <w:t>Este proyecto sirvió como una experiencia práctica de alto valor en el sexto semestre de la carrera de Ingeniería de Software, evidenciando que el rigor en la fase de construcción de software y una comunicación interna transparente permiten superar de forma exitosa las limitaciones de recursos en entornos reales de desarrollo de software.</w:t>
+      </w:r>
+    </w:p>
+    <w:p>
+      <w:pPr>
+        <w:widowControl/>
+        <w:autoSpaceDE/>
+        <w:autoSpaceDN/>
+        <w:snapToGrid/>
+        <w:spacing w:before="0" w:after="0"/>
+        <w:jc w:val="left"/>
+        <w:rPr>
+          <w:rFonts w:ascii="Times New Roman" w:eastAsia="Times New Roman" w:hAnsi="Times New Roman" w:cs="Times New Roman"/>
+          <w:b/>
+          <w:sz w:val="24"/>
+          <w:szCs w:val="24"/>
+          <w:lang w:val="es-ES" w:eastAsia="es-ES"/>
+        </w:rPr>
+      </w:pPr>
+      <w:r>
+        <w:rPr>
           <w:rFonts w:ascii="Times New Roman" w:hAnsi="Times New Roman" w:cs="Times New Roman"/>
           <w:szCs w:val="24"/>
           <w:lang w:val="es-ES"/>
         </w:rPr>
-      </w:pPr>
-      <w:r>
+        <w:br w:type="page"/>
+      </w:r>
+    </w:p>
+    <w:p>
+      <w:pPr>
+        <w:pStyle w:val="ChapterTitle"/>
         <w:rPr>
           <w:rFonts w:ascii="Times New Roman" w:hAnsi="Times New Roman" w:cs="Times New Roman"/>
           <w:szCs w:val="24"/>
           <w:lang w:val="es-ES"/>
         </w:rPr>
-        <w:t xml:space="preserve">RESULTADOS </w:t>
-      </w:r>
+      </w:pPr>
       <w:r>
         <w:rPr>
           <w:rFonts w:ascii="Times New Roman" w:hAnsi="Times New Roman" w:cs="Times New Roman"/>
           <w:szCs w:val="24"/>
           <w:lang w:val="es-ES"/>
         </w:rPr>
-        <w:t xml:space="preserve">Y DISCUSIÓN </w:t>
+        <w:lastRenderedPageBreak/>
+        <w:t>REFERENC</w:t>
+      </w:r>
+      <w:r>
+        <w:rPr>
+          <w:rFonts w:ascii="Times New Roman" w:hAnsi="Times New Roman" w:cs="Times New Roman"/>
+          <w:szCs w:val="24"/>
+          <w:lang w:val="es-ES"/>
+        </w:rPr>
+        <w:t>IAS</w:t>
+      </w:r>
+      <w:r>
+        <w:rPr>
+          <w:rFonts w:ascii="Times New Roman" w:hAnsi="Times New Roman" w:cs="Times New Roman"/>
+          <w:szCs w:val="24"/>
+          <w:lang w:val="es-ES"/>
+        </w:rPr>
+        <w:t xml:space="preserve"> </w:t>
+      </w:r>
+      <w:r>
+        <w:rPr>
+          <w:rFonts w:ascii="Times New Roman" w:hAnsi="Times New Roman" w:cs="Times New Roman"/>
+          <w:szCs w:val="24"/>
+          <w:lang w:val="es-ES"/>
+        </w:rPr>
+        <w:t>BILIOGRÁFICAS</w:t>
       </w:r>
     </w:p>
     <w:p>
       <w:pPr>
         <w:pStyle w:val="ChapterTitle"/>
         <w:rPr>
-          <w:rFonts w:ascii="Times New Roman" w:eastAsia="Arial" w:hAnsi="Times New Roman" w:cs="Times New Roman"/>
-          <w:bCs/>
-          <w:szCs w:val="24"/>
-          <w:lang w:val="es-ES" w:eastAsia="en-US"/>
-        </w:rPr>
-      </w:pPr>
-      <w:r>
-        <w:rPr>
-          <w:rFonts w:ascii="Times New Roman" w:eastAsia="Arial" w:hAnsi="Times New Roman" w:cs="Times New Roman"/>
-          <w:bCs/>
-          <w:szCs w:val="24"/>
-          <w:lang w:val="es-ES" w:eastAsia="en-US"/>
-        </w:rPr>
-        <w:t>CONCLUSI</w:t>
-      </w:r>
-      <w:r>
-        <w:rPr>
-          <w:rFonts w:ascii="Times New Roman" w:eastAsia="Arial" w:hAnsi="Times New Roman" w:cs="Times New Roman"/>
-          <w:bCs/>
-          <w:szCs w:val="24"/>
-          <w:lang w:val="es-ES" w:eastAsia="en-US"/>
-        </w:rPr>
-        <w:t>ÓN</w:t>
+          <w:rFonts w:ascii="Times New Roman" w:hAnsi="Times New Roman" w:cs="Times New Roman"/>
+          <w:b w:val="0"/>
+          <w:bCs/>
+          <w:szCs w:val="24"/>
+          <w:lang w:val="es-ES"/>
+        </w:rPr>
+      </w:pPr>
+      <w:r>
+        <w:rPr>
+          <w:rFonts w:ascii="Times New Roman" w:hAnsi="Times New Roman" w:cs="Times New Roman"/>
+          <w:b w:val="0"/>
+          <w:bCs/>
+          <w:szCs w:val="24"/>
+          <w:lang w:val="es-ES"/>
+        </w:rPr>
+        <w:t>Pressman, R. S. (2010). Ingeniería del Software: Un enfoque práctico (7a ed.). McGraw-Hill.</w:t>
       </w:r>
     </w:p>
     <w:p>
@@ -1132,6 +2422,8 @@
         <w:pStyle w:val="ChapterTitle"/>
         <w:rPr>
           <w:rFonts w:ascii="Times New Roman" w:hAnsi="Times New Roman" w:cs="Times New Roman"/>
+          <w:b w:val="0"/>
+          <w:bCs/>
           <w:szCs w:val="24"/>
           <w:lang w:val="es-ES"/>
         </w:rPr>
@@ -1139,34 +2431,136 @@
       <w:r>
         <w:rPr>
           <w:rFonts w:ascii="Times New Roman" w:hAnsi="Times New Roman" w:cs="Times New Roman"/>
+          <w:b w:val="0"/>
+          <w:bCs/>
           <w:szCs w:val="24"/>
           <w:lang w:val="es-ES"/>
         </w:rPr>
-        <w:t>REFERENC</w:t>
-      </w:r>
-      <w:r>
-        <w:rPr>
-          <w:rFonts w:ascii="Times New Roman" w:hAnsi="Times New Roman" w:cs="Times New Roman"/>
+        <w:t xml:space="preserve">Freeman, A. (2021). </w:t>
+      </w:r>
+      <w:proofErr w:type="gramStart"/>
+      <w:r>
+        <w:rPr>
+          <w:rFonts w:ascii="Times New Roman" w:hAnsi="Times New Roman" w:cs="Times New Roman"/>
+          <w:b w:val="0"/>
+          <w:bCs/>
           <w:szCs w:val="24"/>
           <w:lang w:val="es-ES"/>
         </w:rPr>
-        <w:t>IAS</w:t>
-      </w:r>
-      <w:r>
-        <w:rPr>
-          <w:rFonts w:ascii="Times New Roman" w:hAnsi="Times New Roman" w:cs="Times New Roman"/>
+        <w:t>Pro Angular</w:t>
+      </w:r>
+      <w:proofErr w:type="gramEnd"/>
+      <w:r>
+        <w:rPr>
+          <w:rFonts w:ascii="Times New Roman" w:hAnsi="Times New Roman" w:cs="Times New Roman"/>
+          <w:b w:val="0"/>
+          <w:bCs/>
           <w:szCs w:val="24"/>
           <w:lang w:val="es-ES"/>
         </w:rPr>
-        <w:t xml:space="preserve"> </w:t>
-      </w:r>
-      <w:r>
-        <w:rPr>
-          <w:rFonts w:ascii="Times New Roman" w:hAnsi="Times New Roman" w:cs="Times New Roman"/>
+        <w:t xml:space="preserve"> 12 (5th ed.). </w:t>
+      </w:r>
+      <w:proofErr w:type="spellStart"/>
+      <w:r>
+        <w:rPr>
+          <w:rFonts w:ascii="Times New Roman" w:hAnsi="Times New Roman" w:cs="Times New Roman"/>
+          <w:b w:val="0"/>
+          <w:bCs/>
           <w:szCs w:val="24"/>
           <w:lang w:val="es-ES"/>
         </w:rPr>
-        <w:t>BILIOGRÁFICAS</w:t>
+        <w:t>Apress</w:t>
+      </w:r>
+      <w:proofErr w:type="spellEnd"/>
+      <w:r>
+        <w:rPr>
+          <w:rFonts w:ascii="Times New Roman" w:hAnsi="Times New Roman" w:cs="Times New Roman"/>
+          <w:b w:val="0"/>
+          <w:bCs/>
+          <w:szCs w:val="24"/>
+          <w:lang w:val="es-ES"/>
+        </w:rPr>
+        <w:t xml:space="preserve">. (Adaptado para las directrices de Angular 21 y componentes </w:t>
+      </w:r>
+      <w:proofErr w:type="spellStart"/>
+      <w:r>
+        <w:rPr>
+          <w:rFonts w:ascii="Times New Roman" w:hAnsi="Times New Roman" w:cs="Times New Roman"/>
+          <w:b w:val="0"/>
+          <w:bCs/>
+          <w:szCs w:val="24"/>
+          <w:lang w:val="es-ES"/>
+        </w:rPr>
+        <w:t>standalone</w:t>
+      </w:r>
+      <w:proofErr w:type="spellEnd"/>
+      <w:r>
+        <w:rPr>
+          <w:rFonts w:ascii="Times New Roman" w:hAnsi="Times New Roman" w:cs="Times New Roman"/>
+          <w:b w:val="0"/>
+          <w:bCs/>
+          <w:szCs w:val="24"/>
+          <w:lang w:val="es-ES"/>
+        </w:rPr>
+        <w:t>).</w:t>
+      </w:r>
+    </w:p>
+    <w:p>
+      <w:pPr>
+        <w:pStyle w:val="ChapterTitle"/>
+        <w:rPr>
+          <w:rFonts w:ascii="Times New Roman" w:hAnsi="Times New Roman" w:cs="Times New Roman"/>
+          <w:b w:val="0"/>
+          <w:bCs/>
+          <w:szCs w:val="24"/>
+          <w:lang w:val="es-ES"/>
+        </w:rPr>
+      </w:pPr>
+      <w:r>
+        <w:rPr>
+          <w:rFonts w:ascii="Times New Roman" w:hAnsi="Times New Roman" w:cs="Times New Roman"/>
+          <w:b w:val="0"/>
+          <w:bCs/>
+          <w:szCs w:val="24"/>
+        </w:rPr>
+        <w:t xml:space="preserve">Elmasri, R., &amp; Navathe, S. B. (2016). Fundamentals of Database Systems (7th ed.). </w:t>
+      </w:r>
+      <w:r>
+        <w:rPr>
+          <w:rFonts w:ascii="Times New Roman" w:hAnsi="Times New Roman" w:cs="Times New Roman"/>
+          <w:b w:val="0"/>
+          <w:bCs/>
+          <w:szCs w:val="24"/>
+          <w:lang w:val="es-ES"/>
+        </w:rPr>
+        <w:t>Pearson.</w:t>
+      </w:r>
+    </w:p>
+    <w:p>
+      <w:pPr>
+        <w:widowControl/>
+        <w:autoSpaceDE/>
+        <w:autoSpaceDN/>
+        <w:snapToGrid/>
+        <w:spacing w:before="0" w:after="0"/>
+        <w:jc w:val="left"/>
+        <w:rPr>
+          <w:rFonts w:ascii="Times New Roman" w:hAnsi="Times New Roman" w:cs="Times New Roman"/>
+          <w:b/>
+          <w:bCs/>
+          <w:sz w:val="24"/>
+          <w:szCs w:val="24"/>
+          <w:lang w:val="es-ES"/>
+        </w:rPr>
+      </w:pPr>
+      <w:r>
+        <w:rPr>
+          <w:rFonts w:ascii="Times New Roman" w:hAnsi="Times New Roman" w:cs="Times New Roman"/>
+          <w:bCs/>
+          <w:szCs w:val="24"/>
+          <w:lang w:val="es-ES"/>
+        </w:rPr>
+        <w:br w:type="page"/>
       </w:r>
     </w:p>
     <w:p>
@@ -1187,6 +2581,7 @@
           <w:szCs w:val="24"/>
           <w:lang w:val="es-ES" w:eastAsia="en-US"/>
         </w:rPr>
+        <w:lastRenderedPageBreak/>
         <w:t>ANEXOS</w:t>
       </w:r>
     </w:p>
@@ -1196,15 +2591,216 @@
           <w:rFonts w:ascii="Times New Roman" w:hAnsi="Times New Roman" w:cs="Times New Roman"/>
           <w:b/>
           <w:bCs/>
-          <w:color w:val="2E74B5" w:themeColor="accent5" w:themeShade="BF"/>
           <w:sz w:val="24"/>
           <w:szCs w:val="24"/>
-          <w:lang w:val="es-ES"/>
+          <w:lang w:val="es-EC"/>
+        </w:rPr>
+      </w:pPr>
+      <w:r>
+        <w:rPr>
+          <w:rFonts w:ascii="Times New Roman" w:hAnsi="Times New Roman" w:cs="Times New Roman"/>
+          <w:b/>
+          <w:bCs/>
+          <w:sz w:val="24"/>
+          <w:szCs w:val="24"/>
+          <w:lang w:val="es-EC"/>
+        </w:rPr>
+        <w:t>Credenciales de Prueba del Sistema</w:t>
+      </w:r>
+    </w:p>
+    <w:p>
+      <w:pPr>
+        <w:rPr>
+          <w:rFonts w:ascii="Times New Roman" w:hAnsi="Times New Roman" w:cs="Times New Roman"/>
+          <w:sz w:val="24"/>
+          <w:szCs w:val="24"/>
+          <w:lang w:val="es-EC"/>
+        </w:rPr>
+      </w:pPr>
+      <w:r>
+        <w:rPr>
+          <w:rFonts w:ascii="Times New Roman" w:hAnsi="Times New Roman" w:cs="Times New Roman"/>
+          <w:sz w:val="24"/>
+          <w:szCs w:val="24"/>
+          <w:lang w:val="es-EC"/>
+        </w:rPr>
+        <w:t>Para la revisión funcional de los módulos y flujos implementados, se han configurado los siguientes usuarios de demostración en el entorno de pruebas:</w:t>
+      </w:r>
+    </w:p>
+    <w:p>
+      <w:pPr>
+        <w:rPr>
+          <w:rFonts w:ascii="Times New Roman" w:hAnsi="Times New Roman" w:cs="Times New Roman"/>
+          <w:sz w:val="24"/>
+          <w:szCs w:val="24"/>
+          <w:lang w:val="es-EC"/>
+        </w:rPr>
+      </w:pPr>
+      <w:r>
+        <w:rPr>
+          <w:rFonts w:ascii="Times New Roman" w:hAnsi="Times New Roman" w:cs="Times New Roman"/>
+          <w:sz w:val="24"/>
+          <w:szCs w:val="24"/>
+          <w:lang w:val="es-EC"/>
+        </w:rPr>
+        <w:t>Rol Coordinador: coordinador@ug.edu.ec / Contraseña: Coord123*</w:t>
+      </w:r>
+    </w:p>
+    <w:p>
+      <w:pPr>
+        <w:rPr>
+          <w:rFonts w:ascii="Times New Roman" w:hAnsi="Times New Roman" w:cs="Times New Roman"/>
+          <w:sz w:val="24"/>
+          <w:szCs w:val="24"/>
+          <w:lang w:val="es-EC"/>
+        </w:rPr>
+      </w:pPr>
+      <w:r>
+        <w:rPr>
+          <w:rFonts w:ascii="Times New Roman" w:hAnsi="Times New Roman" w:cs="Times New Roman"/>
+          <w:sz w:val="24"/>
+          <w:szCs w:val="24"/>
+          <w:lang w:val="es-EC"/>
+        </w:rPr>
+        <w:t>Rol Tutor Académico: tutor@ug.edu.ec / Contraseña: Tutor123*</w:t>
+      </w:r>
+    </w:p>
+    <w:p>
+      <w:pPr>
+        <w:rPr>
+          <w:rFonts w:ascii="Times New Roman" w:hAnsi="Times New Roman" w:cs="Times New Roman"/>
+          <w:sz w:val="24"/>
+          <w:szCs w:val="24"/>
+          <w:lang w:val="es-EC"/>
+        </w:rPr>
+      </w:pPr>
+      <w:r>
+        <w:rPr>
+          <w:rFonts w:ascii="Times New Roman" w:hAnsi="Times New Roman" w:cs="Times New Roman"/>
+          <w:sz w:val="24"/>
+          <w:szCs w:val="24"/>
+          <w:lang w:val="es-EC"/>
+        </w:rPr>
+        <w:t>Rol Estudiante: estudiante@ug.edu.ec / Contraseña: Est12345*</w:t>
+      </w:r>
+    </w:p>
+    <w:p>
+      <w:pPr>
+        <w:rPr>
+          <w:rFonts w:ascii="Times New Roman" w:hAnsi="Times New Roman" w:cs="Times New Roman"/>
+          <w:b/>
+          <w:bCs/>
+          <w:sz w:val="24"/>
+          <w:szCs w:val="24"/>
+          <w:lang w:val="es-EC"/>
+        </w:rPr>
+      </w:pPr>
+      <w:r>
+        <w:rPr>
+          <w:rFonts w:ascii="Times New Roman" w:hAnsi="Times New Roman" w:cs="Times New Roman"/>
+          <w:b/>
+          <w:bCs/>
+          <w:sz w:val="24"/>
+          <w:szCs w:val="24"/>
+          <w:lang w:val="es-EC"/>
+        </w:rPr>
+        <w:t>Repositorio del Proyecto</w:t>
+      </w:r>
+    </w:p>
+    <w:p>
+      <w:pPr>
+        <w:rPr>
+          <w:rFonts w:ascii="Times New Roman" w:hAnsi="Times New Roman" w:cs="Times New Roman"/>
+          <w:sz w:val="24"/>
+          <w:szCs w:val="24"/>
+          <w:lang w:val="es-EC"/>
+        </w:rPr>
+      </w:pPr>
+      <w:r>
+        <w:rPr>
+          <w:rFonts w:ascii="Times New Roman" w:hAnsi="Times New Roman" w:cs="Times New Roman"/>
+          <w:sz w:val="24"/>
+          <w:szCs w:val="24"/>
+          <w:lang w:val="es-EC"/>
+        </w:rPr>
+        <w:t xml:space="preserve">El código fuente completo correspondiente tanto al </w:t>
+      </w:r>
+      <w:proofErr w:type="spellStart"/>
+      <w:r>
+        <w:rPr>
+          <w:rFonts w:ascii="Times New Roman" w:hAnsi="Times New Roman" w:cs="Times New Roman"/>
+          <w:sz w:val="24"/>
+          <w:szCs w:val="24"/>
+          <w:lang w:val="es-EC"/>
+        </w:rPr>
+        <w:t>frontend</w:t>
+      </w:r>
+      <w:proofErr w:type="spellEnd"/>
+      <w:r>
+        <w:rPr>
+          <w:rFonts w:ascii="Times New Roman" w:hAnsi="Times New Roman" w:cs="Times New Roman"/>
+          <w:sz w:val="24"/>
+          <w:szCs w:val="24"/>
+          <w:lang w:val="es-EC"/>
+        </w:rPr>
+        <w:t xml:space="preserve"> (Angular) como al </w:t>
+      </w:r>
+      <w:proofErr w:type="spellStart"/>
+      <w:r>
+        <w:rPr>
+          <w:rFonts w:ascii="Times New Roman" w:hAnsi="Times New Roman" w:cs="Times New Roman"/>
+          <w:sz w:val="24"/>
+          <w:szCs w:val="24"/>
+          <w:lang w:val="es-EC"/>
+        </w:rPr>
+        <w:t>backend</w:t>
+      </w:r>
+      <w:proofErr w:type="spellEnd"/>
+      <w:r>
+        <w:rPr>
+          <w:rFonts w:ascii="Times New Roman" w:hAnsi="Times New Roman" w:cs="Times New Roman"/>
+          <w:sz w:val="24"/>
+          <w:szCs w:val="24"/>
+          <w:lang w:val="es-EC"/>
+        </w:rPr>
+        <w:t xml:space="preserve"> (PHP MVC) y las migraciones de la base de datos se encuentran disponibles en el repositorio público de GitHub:</w:t>
+      </w:r>
+    </w:p>
+    <w:p>
+      <w:pPr>
+        <w:rPr>
+          <w:rFonts w:ascii="Times New Roman" w:hAnsi="Times New Roman" w:cs="Times New Roman"/>
+          <w:sz w:val="24"/>
+          <w:szCs w:val="24"/>
+          <w:lang w:val="es-EC"/>
+        </w:rPr>
+      </w:pPr>
+      <w:hyperlink r:id="rId13" w:history="1">
+        <w:r>
+          <w:rPr>
+            <w:rStyle w:val="Hipervnculo"/>
+            <w:rFonts w:ascii="Times New Roman" w:hAnsi="Times New Roman" w:cs="Times New Roman"/>
+            <w:color w:val="auto"/>
+            <w:sz w:val="24"/>
+            <w:szCs w:val="24"/>
+            <w:lang w:val="es-EC"/>
+          </w:rPr>
+          <w:t>https://github.com/Katherine606/Plataforma-proyectos-vinculacion-GRUPOC</w:t>
+        </w:r>
+      </w:hyperlink>
+    </w:p>
+    <w:p>
+      <w:pPr>
+        <w:rPr>
+          <w:rFonts w:ascii="Times New Roman" w:hAnsi="Times New Roman" w:cs="Times New Roman"/>
+          <w:sz w:val="24"/>
+          <w:szCs w:val="24"/>
+          <w:lang w:val="es-EC"/>
         </w:rPr>
       </w:pPr>
     </w:p>
     <w:sectPr>
-      <w:footerReference w:type="default" r:id="rId12"/>
+      <w:footerReference w:type="default" r:id="rId14"/>
       <w:pgSz w:w="11900" w:h="16840"/>
       <w:pgMar w:top="1134" w:right="1134" w:bottom="1134" w:left="1134" w:header="454" w:footer="227" w:gutter="0"/>
       <w:cols w:space="708"/>
@@ -1505,6 +3101,7 @@
         <w:sz w:val="18"/>
         <w:szCs w:val="18"/>
         <w:shd w:val="clear" w:color="auto" w:fill="FFFFFF"/>
+        <w:lang w:val="es-EC"/>
       </w:rPr>
     </w:pPr>
     <w:r>
@@ -1523,6 +3120,7 @@
         <w:sz w:val="18"/>
         <w:szCs w:val="18"/>
         <w:shd w:val="clear" w:color="auto" w:fill="FFFFFF"/>
+        <w:lang w:val="es-EC"/>
       </w:rPr>
       <w:t xml:space="preserve"> 2477-913X </w:t>
     </w:r>
@@ -1534,6 +3132,7 @@
         <w:sz w:val="18"/>
         <w:szCs w:val="18"/>
         <w:shd w:val="clear" w:color="auto" w:fill="FFFFFF"/>
+        <w:lang w:val="es-EC"/>
       </w:rPr>
       <w:t>e-ISSN:</w:t>
     </w:r>
@@ -1543,6 +3142,7 @@
         <w:sz w:val="18"/>
         <w:szCs w:val="18"/>
         <w:shd w:val="clear" w:color="auto" w:fill="FFFFFF"/>
+        <w:lang w:val="es-EC"/>
       </w:rPr>
       <w:t xml:space="preserve"> 2806-5751</w:t>
     </w:r>
@@ -1557,6 +3157,7 @@
         <w:sz w:val="18"/>
         <w:szCs w:val="18"/>
         <w:shd w:val="clear" w:color="auto" w:fill="FFFFFF"/>
+        <w:lang w:val="es-EC"/>
       </w:rPr>
     </w:pPr>
   </w:p>
@@ -2386,6 +3987,119 @@
     </w:lvl>
   </w:abstractNum>
   <w:abstractNum w:abstractNumId="6" w15:restartNumberingAfterBreak="0">
+    <w:nsid w:val="3FAB3C4A"/>
+    <w:multiLevelType w:val="hybridMultilevel"/>
+    <w:tmpl w:val="30DCD750"/>
+    <w:lvl w:ilvl="0" w:tplc="300A0001">
+      <w:start w:val="1"/>
+      <w:numFmt w:val="bullet"/>
+      <w:lvlText w:val=""/>
+      <w:lvlJc w:val="left"/>
+      <w:pPr>
+        <w:ind w:left="720" w:hanging="360"/>
+      </w:pPr>
+      <w:rPr>
+        <w:rFonts w:ascii="Symbol" w:hAnsi="Symbol" w:hint="default"/>
+      </w:rPr>
+    </w:lvl>
+    <w:lvl w:ilvl="1" w:tplc="300A0003" w:tentative="1">
+      <w:start w:val="1"/>
+      <w:numFmt w:val="bullet"/>
+      <w:lvlText w:val="o"/>
+      <w:lvlJc w:val="left"/>
+      <w:pPr>
+        <w:ind w:left="1440" w:hanging="360"/>
+      </w:pPr>
+      <w:rPr>
+        <w:rFonts w:ascii="Courier New" w:hAnsi="Courier New" w:cs="Courier New" w:hint="default"/>
+      </w:rPr>
+    </w:lvl>
+    <w:lvl w:ilvl="2" w:tplc="300A0005" w:tentative="1">
+      <w:start w:val="1"/>
+      <w:numFmt w:val="bullet"/>
+      <w:lvlText w:val=""/>
+      <w:lvlJc w:val="left"/>
+      <w:pPr>
+        <w:ind w:left="2160" w:hanging="360"/>
+      </w:pPr>
+      <w:rPr>
+        <w:rFonts w:ascii="Wingdings" w:hAnsi="Wingdings" w:hint="default"/>
+      </w:rPr>
+    </w:lvl>
+    <w:lvl w:ilvl="3" w:tplc="300A0001" w:tentative="1">
+      <w:start w:val="1"/>
+      <w:numFmt w:val="bullet"/>
+      <w:lvlText w:val=""/>
+      <w:lvlJc w:val="left"/>
+      <w:pPr>
+        <w:ind w:left="2880" w:hanging="360"/>
+      </w:pPr>
+      <w:rPr>
+        <w:rFonts w:ascii="Symbol" w:hAnsi="Symbol" w:hint="default"/>
+      </w:rPr>
+    </w:lvl>
+    <w:lvl w:ilvl="4" w:tplc="300A0003" w:tentative="1">
+      <w:start w:val="1"/>
+      <w:numFmt w:val="bullet"/>
+      <w:lvlText w:val="o"/>
+      <w:lvlJc w:val="left"/>
+      <w:pPr>
+        <w:ind w:left="3600" w:hanging="360"/>
+      </w:pPr>
+      <w:rPr>
+        <w:rFonts w:ascii="Courier New" w:hAnsi="Courier New" w:cs="Courier New" w:hint="default"/>
+      </w:rPr>
+    </w:lvl>
+    <w:lvl w:ilvl="5" w:tplc="300A0005" w:tentative="1">
+      <w:start w:val="1"/>
+      <w:numFmt w:val="bullet"/>
+      <w:lvlText w:val=""/>
+      <w:lvlJc w:val="left"/>
+      <w:pPr>
+        <w:ind w:left="4320" w:hanging="360"/>
+      </w:pPr>
+      <w:rPr>
+        <w:rFonts w:ascii="Wingdings" w:hAnsi="Wingdings" w:hint="default"/>
+      </w:rPr>
+    </w:lvl>
+    <w:lvl w:ilvl="6" w:tplc="300A0001" w:tentative="1">
+      <w:start w:val="1"/>
+      <w:numFmt w:val="bullet"/>
+      <w:lvlText w:val=""/>
+      <w:lvlJc w:val="left"/>
+      <w:pPr>
+        <w:ind w:left="5040" w:hanging="360"/>
+      </w:pPr>
+      <w:rPr>
+        <w:rFonts w:ascii="Symbol" w:hAnsi="Symbol" w:hint="default"/>
+      </w:rPr>
+    </w:lvl>
+    <w:lvl w:ilvl="7" w:tplc="300A0003" w:tentative="1">
+      <w:start w:val="1"/>
+      <w:numFmt w:val="bullet"/>
+      <w:lvlText w:val="o"/>
+      <w:lvlJc w:val="left"/>
+      <w:pPr>
+        <w:ind w:left="5760" w:hanging="360"/>
+      </w:pPr>
+      <w:rPr>
+        <w:rFonts w:ascii="Courier New" w:hAnsi="Courier New" w:cs="Courier New" w:hint="default"/>
+      </w:rPr>
+    </w:lvl>
+    <w:lvl w:ilvl="8" w:tplc="300A0005" w:tentative="1">
+      <w:start w:val="1"/>
+      <w:numFmt w:val="bullet"/>
+      <w:lvlText w:val=""/>
+      <w:lvlJc w:val="left"/>
+      <w:pPr>
+        <w:ind w:left="6480" w:hanging="360"/>
+      </w:pPr>
+      <w:rPr>
+        <w:rFonts w:ascii="Wingdings" w:hAnsi="Wingdings" w:hint="default"/>
+      </w:rPr>
+    </w:lvl>
+  </w:abstractNum>
+  <w:abstractNum w:abstractNumId="7" w15:restartNumberingAfterBreak="0">
     <w:nsid w:val="3FD62605"/>
     <w:multiLevelType w:val="hybridMultilevel"/>
     <w:tmpl w:val="72CC8EB4"/>
@@ -2471,7 +4185,7 @@
       </w:pPr>
     </w:lvl>
   </w:abstractNum>
-  <w:abstractNum w:abstractNumId="7" w15:restartNumberingAfterBreak="0">
+  <w:abstractNum w:abstractNumId="8" w15:restartNumberingAfterBreak="0">
     <w:nsid w:val="411A41C3"/>
     <w:multiLevelType w:val="multilevel"/>
     <w:tmpl w:val="21204F12"/>
@@ -2620,7 +4334,7 @@
       </w:rPr>
     </w:lvl>
   </w:abstractNum>
-  <w:abstractNum w:abstractNumId="8" w15:restartNumberingAfterBreak="0">
+  <w:abstractNum w:abstractNumId="9" w15:restartNumberingAfterBreak="0">
     <w:nsid w:val="48411ECD"/>
     <w:multiLevelType w:val="hybridMultilevel"/>
     <w:tmpl w:val="B8F2B0E0"/>
@@ -2706,7 +4420,7 @@
       </w:pPr>
     </w:lvl>
   </w:abstractNum>
-  <w:abstractNum w:abstractNumId="9" w15:restartNumberingAfterBreak="0">
+  <w:abstractNum w:abstractNumId="10" w15:restartNumberingAfterBreak="0">
     <w:nsid w:val="4D266831"/>
     <w:multiLevelType w:val="hybridMultilevel"/>
     <w:tmpl w:val="4294A92A"/>
@@ -2818,7 +4532,7 @@
       </w:rPr>
     </w:lvl>
   </w:abstractNum>
-  <w:abstractNum w:abstractNumId="10" w15:restartNumberingAfterBreak="0">
+  <w:abstractNum w:abstractNumId="11" w15:restartNumberingAfterBreak="0">
     <w:nsid w:val="5D23404C"/>
     <w:multiLevelType w:val="hybridMultilevel"/>
     <w:tmpl w:val="60228D8C"/>
@@ -2907,7 +4621,7 @@
       </w:pPr>
     </w:lvl>
   </w:abstractNum>
-  <w:abstractNum w:abstractNumId="11" w15:restartNumberingAfterBreak="0">
+  <w:abstractNum w:abstractNumId="12" w15:restartNumberingAfterBreak="0">
     <w:nsid w:val="6141476C"/>
     <w:multiLevelType w:val="multilevel"/>
     <w:tmpl w:val="700E47CA"/>
@@ -3056,7 +4770,7 @@
       </w:rPr>
     </w:lvl>
   </w:abstractNum>
-  <w:abstractNum w:abstractNumId="12" w15:restartNumberingAfterBreak="0">
+  <w:abstractNum w:abstractNumId="13" w15:restartNumberingAfterBreak="0">
     <w:nsid w:val="6BF27BAB"/>
     <w:multiLevelType w:val="hybridMultilevel"/>
     <w:tmpl w:val="3E165ABC"/>
@@ -3169,7 +4883,7 @@
       </w:rPr>
     </w:lvl>
   </w:abstractNum>
-  <w:abstractNum w:abstractNumId="13" w15:restartNumberingAfterBreak="0">
+  <w:abstractNum w:abstractNumId="14" w15:restartNumberingAfterBreak="0">
     <w:nsid w:val="73863352"/>
     <w:multiLevelType w:val="hybridMultilevel"/>
     <w:tmpl w:val="1B32B780"/>
@@ -3282,7 +4996,7 @@
       </w:rPr>
     </w:lvl>
   </w:abstractNum>
-  <w:abstractNum w:abstractNumId="14" w15:restartNumberingAfterBreak="0">
+  <w:abstractNum w:abstractNumId="15" w15:restartNumberingAfterBreak="0">
     <w:nsid w:val="754A69D7"/>
     <w:multiLevelType w:val="hybridMultilevel"/>
     <w:tmpl w:val="435C7592"/>
@@ -3395,7 +5109,7 @@
       </w:rPr>
     </w:lvl>
   </w:abstractNum>
-  <w:abstractNum w:abstractNumId="15" w15:restartNumberingAfterBreak="0">
+  <w:abstractNum w:abstractNumId="16" w15:restartNumberingAfterBreak="0">
     <w:nsid w:val="75C27314"/>
     <w:multiLevelType w:val="hybridMultilevel"/>
     <w:tmpl w:val="0C72F138"/>
@@ -3508,7 +5222,7 @@
       </w:rPr>
     </w:lvl>
   </w:abstractNum>
-  <w:abstractNum w:abstractNumId="16" w15:restartNumberingAfterBreak="0">
+  <w:abstractNum w:abstractNumId="17" w15:restartNumberingAfterBreak="0">
     <w:nsid w:val="78E81D11"/>
     <w:multiLevelType w:val="hybridMultilevel"/>
     <w:tmpl w:val="3962BE5A"/>
@@ -3620,7 +5334,7 @@
       </w:rPr>
     </w:lvl>
   </w:abstractNum>
-  <w:abstractNum w:abstractNumId="17" w15:restartNumberingAfterBreak="0">
+  <w:abstractNum w:abstractNumId="18" w15:restartNumberingAfterBreak="0">
     <w:nsid w:val="7DFA235C"/>
     <w:multiLevelType w:val="multilevel"/>
     <w:tmpl w:val="6C02ED1A"/>
@@ -3770,13 +5484,13 @@
     </w:lvl>
   </w:abstractNum>
   <w:num w:numId="1" w16cid:durableId="954366421">
-    <w:abstractNumId w:val="8"/>
+    <w:abstractNumId w:val="9"/>
   </w:num>
   <w:num w:numId="2" w16cid:durableId="620839493">
-    <w:abstractNumId w:val="15"/>
+    <w:abstractNumId w:val="16"/>
   </w:num>
   <w:num w:numId="3" w16cid:durableId="1344287956">
-    <w:abstractNumId w:val="16"/>
+    <w:abstractNumId w:val="17"/>
   </w:num>
   <w:num w:numId="4" w16cid:durableId="388384458">
     <w:abstractNumId w:val="0"/>
@@ -3785,22 +5499,22 @@
     <w:abstractNumId w:val="5"/>
   </w:num>
   <w:num w:numId="6" w16cid:durableId="672337483">
-    <w:abstractNumId w:val="13"/>
+    <w:abstractNumId w:val="14"/>
   </w:num>
   <w:num w:numId="7" w16cid:durableId="2049138981">
-    <w:abstractNumId w:val="9"/>
+    <w:abstractNumId w:val="10"/>
   </w:num>
   <w:num w:numId="8" w16cid:durableId="1759450004">
-    <w:abstractNumId w:val="6"/>
+    <w:abstractNumId w:val="7"/>
   </w:num>
   <w:num w:numId="9" w16cid:durableId="821391460">
-    <w:abstractNumId w:val="14"/>
+    <w:abstractNumId w:val="15"/>
   </w:num>
   <w:num w:numId="10" w16cid:durableId="1507479251">
-    <w:abstractNumId w:val="10"/>
+    <w:abstractNumId w:val="11"/>
   </w:num>
   <w:num w:numId="11" w16cid:durableId="500046246">
-    <w:abstractNumId w:val="12"/>
+    <w:abstractNumId w:val="13"/>
   </w:num>
   <w:num w:numId="12" w16cid:durableId="443698682">
     <w:abstractNumId w:val="2"/>
@@ -3809,19 +5523,22 @@
     <w:abstractNumId w:val="1"/>
   </w:num>
   <w:num w:numId="14" w16cid:durableId="1987973226">
-    <w:abstractNumId w:val="7"/>
+    <w:abstractNumId w:val="8"/>
   </w:num>
   <w:num w:numId="15" w16cid:durableId="1059284316">
-    <w:abstractNumId w:val="11"/>
+    <w:abstractNumId w:val="12"/>
   </w:num>
   <w:num w:numId="16" w16cid:durableId="1645231778">
     <w:abstractNumId w:val="4"/>
   </w:num>
   <w:num w:numId="17" w16cid:durableId="1477917333">
-    <w:abstractNumId w:val="17"/>
+    <w:abstractNumId w:val="18"/>
   </w:num>
   <w:num w:numId="18" w16cid:durableId="1596937339">
     <w:abstractNumId w:val="3"/>
+  </w:num>
+  <w:num w:numId="19" w16cid:durableId="854155485">
+    <w:abstractNumId w:val="6"/>
   </w:num>
 </w:numbering>
 </file>
@@ -4274,6 +5991,29 @@
       <w:bCs/>
       <w:sz w:val="12"/>
       <w:szCs w:val="12"/>
+    </w:rPr>
+  </w:style>
+  <w:style w:type="paragraph" w:styleId="Ttulo3">
+    <w:name w:val="heading 3"/>
+    <w:basedOn w:val="Normal"/>
+    <w:next w:val="Normal"/>
+    <w:link w:val="Ttulo3Car"/>
+    <w:uiPriority w:val="9"/>
+    <w:semiHidden/>
+    <w:unhideWhenUsed/>
+    <w:qFormat/>
+    <w:rsid w:val="004B1F99"/>
+    <w:pPr>
+      <w:keepNext/>
+      <w:keepLines/>
+      <w:spacing w:before="40" w:after="0"/>
+      <w:outlineLvl w:val="2"/>
+    </w:pPr>
+    <w:rPr>
+      <w:rFonts w:asciiTheme="majorHAnsi" w:eastAsiaTheme="majorEastAsia" w:hAnsiTheme="majorHAnsi" w:cstheme="majorBidi"/>
+      <w:color w:val="1F3763" w:themeColor="accent1" w:themeShade="7F"/>
+      <w:sz w:val="24"/>
+      <w:szCs w:val="24"/>
     </w:rPr>
   </w:style>
   <w:style w:type="paragraph" w:styleId="Ttulo4">
@@ -4936,6 +6676,19 @@
       <w:lang w:val="es-EC" w:eastAsia="es-EC"/>
     </w:rPr>
   </w:style>
+  <w:style w:type="character" w:customStyle="1" w:styleId="Ttulo3Car">
+    <w:name w:val="Título 3 Car"/>
+    <w:basedOn w:val="Fuentedeprrafopredeter"/>
+    <w:link w:val="Ttulo3"/>
+    <w:uiPriority w:val="9"/>
+    <w:semiHidden/>
+    <w:rsid w:val="004B1F99"/>
+    <w:rPr>
+      <w:rFonts w:asciiTheme="majorHAnsi" w:eastAsiaTheme="majorEastAsia" w:hAnsiTheme="majorHAnsi" w:cstheme="majorBidi"/>
+      <w:color w:val="1F3763" w:themeColor="accent1" w:themeShade="7F"/>
+      <w:lang w:val="en-US"/>
+    </w:rPr>
+  </w:style>
 </w:styles>
 </file>
 
